--- a/docs/Black_Box_Testing.docx
+++ b/docs/Black_Box_Testing.docx
@@ -1,6 +1,6 @@
 
 <file path=word/document.xml><?xml version="1.0" encoding="utf-8"?>
-<w:document xmlns:wpc="http://schemas.microsoft.com/office/word/2010/wordprocessingCanvas" xmlns:cx="http://schemas.microsoft.com/office/drawing/2014/chartex" xmlns:cx1="http://schemas.microsoft.com/office/drawing/2015/9/8/chartex" xmlns:cx2="http://schemas.microsoft.com/office/drawing/2015/10/21/chartex" xmlns:cx3="http://schemas.microsoft.com/office/drawing/2016/5/9/chartex" xmlns:cx4="http://schemas.microsoft.com/office/drawing/2016/5/10/chartex" xmlns:cx5="http://schemas.microsoft.com/office/drawing/2016/5/11/chartex" xmlns:cx6="http://schemas.microsoft.com/office/drawing/2016/5/12/chartex" xmlns:cx7="http://schemas.microsoft.com/office/drawing/2016/5/13/chartex" xmlns:cx8="http://schemas.microsoft.com/office/drawing/2016/5/14/chartex" xmlns:mc="http://schemas.openxmlformats.org/markup-compatibility/2006" xmlns:aink="http://schemas.microsoft.com/office/drawing/2016/ink" xmlns:am3d="http://schemas.microsoft.com/office/drawing/2017/model3d" xmlns:o="urn:schemas-microsoft-com:office:office" xmlns:oel="http://schemas.microsoft.com/office/2019/extlst" xmlns:r="http://schemas.openxmlformats.org/officeDocument/2006/relationships" xmlns:m="http://schemas.openxmlformats.org/officeDocument/2006/math" xmlns:v="urn:schemas-microsoft-com:vml" xmlns:wp14="http://schemas.microsoft.com/office/word/2010/wordprocessingDrawing" xmlns:wp="http://schemas.openxmlformats.org/drawingml/2006/wordprocessingDrawing" xmlns:w10="urn:schemas-microsoft-com:office:word" xmlns:w="http://schemas.openxmlformats.org/wordprocessingml/2006/main" xmlns:w14="http://schemas.microsoft.com/office/word/2010/wordml" xmlns:w15="http://schemas.microsoft.com/office/word/2012/wordml" xmlns:w16cex="http://schemas.microsoft.com/office/word/2018/wordml/cex" xmlns:w16cid="http://schemas.microsoft.com/office/word/2016/wordml/cid" xmlns:w16="http://schemas.microsoft.com/office/word/2018/wordml" xmlns:w16sdtdh="http://schemas.microsoft.com/office/word/2020/wordml/sdtdatahash" xmlns:w16se="http://schemas.microsoft.com/office/word/2015/wordml/symex" xmlns:wpg="http://schemas.microsoft.com/office/word/2010/wordprocessingGroup" xmlns:wpi="http://schemas.microsoft.com/office/word/2010/wordprocessingInk" xmlns:wne="http://schemas.microsoft.com/office/word/2006/wordml" xmlns:wps="http://schemas.microsoft.com/office/word/2010/wordprocessingShape" mc:Ignorable="w14 w15 w16se w16cid w16 w16cex w16sdtdh wp14">
+<w:document xmlns:wpc="http://schemas.microsoft.com/office/word/2010/wordprocessingCanvas" xmlns:cx="http://schemas.microsoft.com/office/drawing/2014/chartex" xmlns:cx1="http://schemas.microsoft.com/office/drawing/2015/9/8/chartex" xmlns:cx2="http://schemas.microsoft.com/office/drawing/2015/10/21/chartex" xmlns:cx3="http://schemas.microsoft.com/office/drawing/2016/5/9/chartex" xmlns:cx4="http://schemas.microsoft.com/office/drawing/2016/5/10/chartex" xmlns:cx5="http://schemas.microsoft.com/office/drawing/2016/5/11/chartex" xmlns:cx6="http://schemas.microsoft.com/office/drawing/2016/5/12/chartex" xmlns:cx7="http://schemas.microsoft.com/office/drawing/2016/5/13/chartex" xmlns:cx8="http://schemas.microsoft.com/office/drawing/2016/5/14/chartex" xmlns:mc="http://schemas.openxmlformats.org/markup-compatibility/2006" xmlns:aink="http://schemas.microsoft.com/office/drawing/2016/ink" xmlns:am3d="http://schemas.microsoft.com/office/drawing/2017/model3d" xmlns:o="urn:schemas-microsoft-com:office:office" xmlns:oel="http://schemas.microsoft.com/office/2019/extlst" xmlns:r="http://schemas.openxmlformats.org/officeDocument/2006/relationships" xmlns:m="http://schemas.openxmlformats.org/officeDocument/2006/math" xmlns:v="urn:schemas-microsoft-com:vml" xmlns:wp14="http://schemas.microsoft.com/office/word/2010/wordprocessingDrawing" xmlns:wp="http://schemas.openxmlformats.org/drawingml/2006/wordprocessingDrawing" xmlns:w10="urn:schemas-microsoft-com:office:word" xmlns:w="http://schemas.openxmlformats.org/wordprocessingml/2006/main" xmlns:w14="http://schemas.microsoft.com/office/word/2010/wordml" xmlns:w15="http://schemas.microsoft.com/office/word/2012/wordml" xmlns:w16cex="http://schemas.microsoft.com/office/word/2018/wordml/cex" xmlns:w16cid="http://schemas.microsoft.com/office/word/2016/wordml/cid" xmlns:w16="http://schemas.microsoft.com/office/word/2018/wordml" xmlns:w16du="http://schemas.microsoft.com/office/word/2023/wordml/word16du" xmlns:w16sdtdh="http://schemas.microsoft.com/office/word/2020/wordml/sdtdatahash" xmlns:w16sdtfl="http://schemas.microsoft.com/office/word/2024/wordml/sdtformatlock" xmlns:w16se="http://schemas.microsoft.com/office/word/2015/wordml/symex" xmlns:wpg="http://schemas.microsoft.com/office/word/2010/wordprocessingGroup" xmlns:wpi="http://schemas.microsoft.com/office/word/2010/wordprocessingInk" xmlns:wne="http://schemas.microsoft.com/office/word/2006/wordml" xmlns:wps="http://schemas.microsoft.com/office/word/2010/wordprocessingShape" mc:Ignorable="w14 w15 w16se w16cid w16 w16cex w16sdtdh w16sdtfl w16du wp14">
   <w:body>
     <w:p>
       <w:pPr>
@@ -87,12 +87,6 @@
         <w:gridCol w:w="2743"/>
       </w:tblGrid>
       <w:tr>
-        <w:tblPrEx>
-          <w:tblCellMar>
-            <w:top w:w="0" w:type="dxa"/>
-            <w:bottom w:w="0" w:type="dxa"/>
-          </w:tblCellMar>
-        </w:tblPrEx>
         <w:trPr>
           <w:tblHeader/>
         </w:trPr>
@@ -302,12 +296,6 @@
         </w:tc>
       </w:tr>
       <w:tr>
-        <w:tblPrEx>
-          <w:tblCellMar>
-            <w:top w:w="0" w:type="dxa"/>
-            <w:bottom w:w="0" w:type="dxa"/>
-          </w:tblCellMar>
-        </w:tblPrEx>
         <w:tc>
           <w:tcPr>
             <w:tcW w:w="700" w:type="dxa"/>
@@ -494,12 +482,6 @@
         </w:tc>
       </w:tr>
       <w:tr>
-        <w:tblPrEx>
-          <w:tblCellMar>
-            <w:top w:w="0" w:type="dxa"/>
-            <w:bottom w:w="0" w:type="dxa"/>
-          </w:tblCellMar>
-        </w:tblPrEx>
         <w:tc>
           <w:tcPr>
             <w:tcW w:w="700" w:type="dxa"/>
@@ -686,12 +668,6 @@
         </w:tc>
       </w:tr>
       <w:tr>
-        <w:tblPrEx>
-          <w:tblCellMar>
-            <w:top w:w="0" w:type="dxa"/>
-            <w:bottom w:w="0" w:type="dxa"/>
-          </w:tblCellMar>
-        </w:tblPrEx>
         <w:tc>
           <w:tcPr>
             <w:tcW w:w="700" w:type="dxa"/>
@@ -878,12 +854,6 @@
         </w:tc>
       </w:tr>
       <w:tr>
-        <w:tblPrEx>
-          <w:tblCellMar>
-            <w:top w:w="0" w:type="dxa"/>
-            <w:bottom w:w="0" w:type="dxa"/>
-          </w:tblCellMar>
-        </w:tblPrEx>
         <w:tc>
           <w:tcPr>
             <w:tcW w:w="700" w:type="dxa"/>
@@ -1124,12 +1094,6 @@
         <w:gridCol w:w="2734"/>
       </w:tblGrid>
       <w:tr>
-        <w:tblPrEx>
-          <w:tblCellMar>
-            <w:top w:w="0" w:type="dxa"/>
-            <w:bottom w:w="0" w:type="dxa"/>
-          </w:tblCellMar>
-        </w:tblPrEx>
         <w:trPr>
           <w:tblHeader/>
         </w:trPr>
@@ -1339,12 +1303,6 @@
         </w:tc>
       </w:tr>
       <w:tr>
-        <w:tblPrEx>
-          <w:tblCellMar>
-            <w:top w:w="0" w:type="dxa"/>
-            <w:bottom w:w="0" w:type="dxa"/>
-          </w:tblCellMar>
-        </w:tblPrEx>
         <w:tc>
           <w:tcPr>
             <w:tcW w:w="700" w:type="dxa"/>
@@ -1531,12 +1489,6 @@
         </w:tc>
       </w:tr>
       <w:tr>
-        <w:tblPrEx>
-          <w:tblCellMar>
-            <w:top w:w="0" w:type="dxa"/>
-            <w:bottom w:w="0" w:type="dxa"/>
-          </w:tblCellMar>
-        </w:tblPrEx>
         <w:tc>
           <w:tcPr>
             <w:tcW w:w="700" w:type="dxa"/>
@@ -1723,12 +1675,6 @@
         </w:tc>
       </w:tr>
       <w:tr>
-        <w:tblPrEx>
-          <w:tblCellMar>
-            <w:top w:w="0" w:type="dxa"/>
-            <w:bottom w:w="0" w:type="dxa"/>
-          </w:tblCellMar>
-        </w:tblPrEx>
         <w:tc>
           <w:tcPr>
             <w:tcW w:w="700" w:type="dxa"/>
@@ -1915,12 +1861,6 @@
         </w:tc>
       </w:tr>
       <w:tr>
-        <w:tblPrEx>
-          <w:tblCellMar>
-            <w:top w:w="0" w:type="dxa"/>
-            <w:bottom w:w="0" w:type="dxa"/>
-          </w:tblCellMar>
-        </w:tblPrEx>
         <w:tc>
           <w:tcPr>
             <w:tcW w:w="700" w:type="dxa"/>
@@ -2177,12 +2117,6 @@
         <w:gridCol w:w="2741"/>
       </w:tblGrid>
       <w:tr>
-        <w:tblPrEx>
-          <w:tblCellMar>
-            <w:top w:w="0" w:type="dxa"/>
-            <w:bottom w:w="0" w:type="dxa"/>
-          </w:tblCellMar>
-        </w:tblPrEx>
         <w:trPr>
           <w:tblHeader/>
         </w:trPr>
@@ -2392,12 +2326,6 @@
         </w:tc>
       </w:tr>
       <w:tr>
-        <w:tblPrEx>
-          <w:tblCellMar>
-            <w:top w:w="0" w:type="dxa"/>
-            <w:bottom w:w="0" w:type="dxa"/>
-          </w:tblCellMar>
-        </w:tblPrEx>
         <w:tc>
           <w:tcPr>
             <w:tcW w:w="700" w:type="dxa"/>
@@ -2584,12 +2512,6 @@
         </w:tc>
       </w:tr>
       <w:tr>
-        <w:tblPrEx>
-          <w:tblCellMar>
-            <w:top w:w="0" w:type="dxa"/>
-            <w:bottom w:w="0" w:type="dxa"/>
-          </w:tblCellMar>
-        </w:tblPrEx>
         <w:tc>
           <w:tcPr>
             <w:tcW w:w="700" w:type="dxa"/>
@@ -2776,12 +2698,6 @@
         </w:tc>
       </w:tr>
       <w:tr>
-        <w:tblPrEx>
-          <w:tblCellMar>
-            <w:top w:w="0" w:type="dxa"/>
-            <w:bottom w:w="0" w:type="dxa"/>
-          </w:tblCellMar>
-        </w:tblPrEx>
         <w:tc>
           <w:tcPr>
             <w:tcW w:w="700" w:type="dxa"/>
@@ -2968,12 +2884,6 @@
         </w:tc>
       </w:tr>
       <w:tr>
-        <w:tblPrEx>
-          <w:tblCellMar>
-            <w:top w:w="0" w:type="dxa"/>
-            <w:bottom w:w="0" w:type="dxa"/>
-          </w:tblCellMar>
-        </w:tblPrEx>
         <w:tc>
           <w:tcPr>
             <w:tcW w:w="700" w:type="dxa"/>
@@ -3160,12 +3070,6 @@
         </w:tc>
       </w:tr>
       <w:tr>
-        <w:tblPrEx>
-          <w:tblCellMar>
-            <w:top w:w="0" w:type="dxa"/>
-            <w:bottom w:w="0" w:type="dxa"/>
-          </w:tblCellMar>
-        </w:tblPrEx>
         <w:tc>
           <w:tcPr>
             <w:tcW w:w="700" w:type="dxa"/>
@@ -3369,37 +3273,7 @@
           <w:sz w:val="26"/>
           <w:szCs w:val="26"/>
         </w:rPr>
-        <w:t xml:space="preserve">Module </w:t>
-      </w:r>
-      <w:r>
-        <w:rPr>
-          <w:b/>
-          <w:bCs/>
-          <w:color w:val="7B2D8B"/>
-          <w:sz w:val="26"/>
-          <w:szCs w:val="26"/>
-        </w:rPr>
-        <w:t>4</w:t>
-      </w:r>
-      <w:r>
-        <w:rPr>
-          <w:b/>
-          <w:bCs/>
-          <w:color w:val="7B2D8B"/>
-          <w:sz w:val="26"/>
-          <w:szCs w:val="26"/>
-        </w:rPr>
-        <w:t xml:space="preserve"> — </w:t>
-      </w:r>
-      <w:r>
-        <w:rPr>
-          <w:b/>
-          <w:bCs/>
-          <w:color w:val="7B2D8B"/>
-          <w:sz w:val="26"/>
-          <w:szCs w:val="26"/>
-        </w:rPr>
-        <w:t xml:space="preserve">Machine Monitoring </w:t>
+        <w:t xml:space="preserve">Module 4 — Machine Monitoring </w:t>
       </w:r>
     </w:p>
     <w:tbl>
@@ -3428,12 +3302,6 @@
         <w:gridCol w:w="2743"/>
       </w:tblGrid>
       <w:tr>
-        <w:tblPrEx>
-          <w:tblCellMar>
-            <w:top w:w="0" w:type="dxa"/>
-            <w:bottom w:w="0" w:type="dxa"/>
-          </w:tblCellMar>
-        </w:tblPrEx>
         <w:trPr>
           <w:tblHeader/>
         </w:trPr>
@@ -3643,12 +3511,6 @@
         </w:tc>
       </w:tr>
       <w:tr>
-        <w:tblPrEx>
-          <w:tblCellMar>
-            <w:top w:w="0" w:type="dxa"/>
-            <w:bottom w:w="0" w:type="dxa"/>
-          </w:tblCellMar>
-        </w:tblPrEx>
         <w:tc>
           <w:tcPr>
             <w:tcW w:w="698" w:type="dxa"/>
@@ -3835,12 +3697,6 @@
         </w:tc>
       </w:tr>
       <w:tr>
-        <w:tblPrEx>
-          <w:tblCellMar>
-            <w:top w:w="0" w:type="dxa"/>
-            <w:bottom w:w="0" w:type="dxa"/>
-          </w:tblCellMar>
-        </w:tblPrEx>
         <w:trPr>
           <w:trHeight w:val="645"/>
         </w:trPr>
@@ -4047,37 +3903,7 @@
           <w:sz w:val="26"/>
           <w:szCs w:val="26"/>
         </w:rPr>
-        <w:t xml:space="preserve">Module </w:t>
-      </w:r>
-      <w:r>
-        <w:rPr>
-          <w:b/>
-          <w:bCs/>
-          <w:color w:val="7B2D8B"/>
-          <w:sz w:val="26"/>
-          <w:szCs w:val="26"/>
-        </w:rPr>
-        <w:t>5</w:t>
-      </w:r>
-      <w:r>
-        <w:rPr>
-          <w:b/>
-          <w:bCs/>
-          <w:color w:val="7B2D8B"/>
-          <w:sz w:val="26"/>
-          <w:szCs w:val="26"/>
-        </w:rPr>
-        <w:t xml:space="preserve"> — </w:t>
-      </w:r>
-      <w:r>
-        <w:rPr>
-          <w:b/>
-          <w:bCs/>
-          <w:color w:val="7B2D8B"/>
-          <w:sz w:val="26"/>
-          <w:szCs w:val="26"/>
-        </w:rPr>
-        <w:t>Alerts</w:t>
+        <w:t>Module 5 — Alerts</w:t>
       </w:r>
     </w:p>
     <w:tbl>
@@ -4106,12 +3932,6 @@
         <w:gridCol w:w="2713"/>
       </w:tblGrid>
       <w:tr>
-        <w:tblPrEx>
-          <w:tblCellMar>
-            <w:top w:w="0" w:type="dxa"/>
-            <w:bottom w:w="0" w:type="dxa"/>
-          </w:tblCellMar>
-        </w:tblPrEx>
         <w:trPr>
           <w:tblHeader/>
         </w:trPr>
@@ -4321,12 +4141,6 @@
         </w:tc>
       </w:tr>
       <w:tr>
-        <w:tblPrEx>
-          <w:tblCellMar>
-            <w:top w:w="0" w:type="dxa"/>
-            <w:bottom w:w="0" w:type="dxa"/>
-          </w:tblCellMar>
-        </w:tblPrEx>
         <w:tc>
           <w:tcPr>
             <w:tcW w:w="698" w:type="dxa"/>
@@ -4513,12 +4327,6 @@
         </w:tc>
       </w:tr>
       <w:tr>
-        <w:tblPrEx>
-          <w:tblCellMar>
-            <w:top w:w="0" w:type="dxa"/>
-            <w:bottom w:w="0" w:type="dxa"/>
-          </w:tblCellMar>
-        </w:tblPrEx>
         <w:trPr>
           <w:trHeight w:val="921"/>
         </w:trPr>
@@ -4725,12 +4533,6 @@
         </w:tc>
       </w:tr>
       <w:tr>
-        <w:tblPrEx>
-          <w:tblCellMar>
-            <w:top w:w="0" w:type="dxa"/>
-            <w:bottom w:w="0" w:type="dxa"/>
-          </w:tblCellMar>
-        </w:tblPrEx>
         <w:trPr>
           <w:trHeight w:val="862"/>
         </w:trPr>
@@ -4980,37 +4782,7 @@
           <w:sz w:val="26"/>
           <w:szCs w:val="26"/>
         </w:rPr>
-        <w:t xml:space="preserve">Module </w:t>
-      </w:r>
-      <w:r>
-        <w:rPr>
-          <w:b/>
-          <w:bCs/>
-          <w:color w:val="7B2D8B"/>
-          <w:sz w:val="26"/>
-          <w:szCs w:val="26"/>
-        </w:rPr>
-        <w:t>6</w:t>
-      </w:r>
-      <w:r>
-        <w:rPr>
-          <w:b/>
-          <w:bCs/>
-          <w:color w:val="7B2D8B"/>
-          <w:sz w:val="26"/>
-          <w:szCs w:val="26"/>
-        </w:rPr>
-        <w:t xml:space="preserve"> — </w:t>
-      </w:r>
-      <w:r>
-        <w:rPr>
-          <w:b/>
-          <w:bCs/>
-          <w:color w:val="7B2D8B"/>
-          <w:sz w:val="26"/>
-          <w:szCs w:val="26"/>
-        </w:rPr>
-        <w:t>Tickets</w:t>
+        <w:t>Module 6 — Tickets</w:t>
       </w:r>
       <w:r>
         <w:rPr>
@@ -5049,12 +4821,6 @@
         <w:gridCol w:w="2186"/>
       </w:tblGrid>
       <w:tr>
-        <w:tblPrEx>
-          <w:tblCellMar>
-            <w:top w:w="0" w:type="dxa"/>
-            <w:bottom w:w="0" w:type="dxa"/>
-          </w:tblCellMar>
-        </w:tblPrEx>
         <w:trPr>
           <w:tblHeader/>
         </w:trPr>
@@ -5264,12 +5030,6 @@
         </w:tc>
       </w:tr>
       <w:tr>
-        <w:tblPrEx>
-          <w:tblCellMar>
-            <w:top w:w="0" w:type="dxa"/>
-            <w:bottom w:w="0" w:type="dxa"/>
-          </w:tblCellMar>
-        </w:tblPrEx>
         <w:tc>
           <w:tcPr>
             <w:tcW w:w="684" w:type="dxa"/>
@@ -5456,12 +5216,6 @@
         </w:tc>
       </w:tr>
       <w:tr>
-        <w:tblPrEx>
-          <w:tblCellMar>
-            <w:top w:w="0" w:type="dxa"/>
-            <w:bottom w:w="0" w:type="dxa"/>
-          </w:tblCellMar>
-        </w:tblPrEx>
         <w:trPr>
           <w:trHeight w:val="912"/>
         </w:trPr>
@@ -5675,12 +5429,6 @@
         </w:tc>
       </w:tr>
       <w:tr>
-        <w:tblPrEx>
-          <w:tblCellMar>
-            <w:top w:w="0" w:type="dxa"/>
-            <w:bottom w:w="0" w:type="dxa"/>
-          </w:tblCellMar>
-        </w:tblPrEx>
         <w:trPr>
           <w:trHeight w:val="912"/>
         </w:trPr>
@@ -5757,15 +5505,7 @@
                 <w:sz w:val="19"/>
                 <w:szCs w:val="19"/>
               </w:rPr>
-              <w:t>Apply Filter Based On</w:t>
-            </w:r>
-            <w:r>
-              <w:rPr>
-                <w:color w:val="2C2C2C"/>
-                <w:sz w:val="19"/>
-                <w:szCs w:val="19"/>
-              </w:rPr>
-              <w:t xml:space="preserve"> Status</w:t>
+              <w:t>Apply Filter Based On Status</w:t>
             </w:r>
           </w:p>
           <w:p>
@@ -5969,37 +5709,7 @@
           <w:sz w:val="26"/>
           <w:szCs w:val="26"/>
         </w:rPr>
-        <w:t xml:space="preserve">Module </w:t>
-      </w:r>
-      <w:r>
-        <w:rPr>
-          <w:b/>
-          <w:bCs/>
-          <w:color w:val="7B2D8B"/>
-          <w:sz w:val="26"/>
-          <w:szCs w:val="26"/>
-        </w:rPr>
-        <w:t>7</w:t>
-      </w:r>
-      <w:r>
-        <w:rPr>
-          <w:b/>
-          <w:bCs/>
-          <w:color w:val="7B2D8B"/>
-          <w:sz w:val="26"/>
-          <w:szCs w:val="26"/>
-        </w:rPr>
-        <w:t xml:space="preserve"> — </w:t>
-      </w:r>
-      <w:r>
-        <w:rPr>
-          <w:b/>
-          <w:bCs/>
-          <w:color w:val="7B2D8B"/>
-          <w:sz w:val="26"/>
-          <w:szCs w:val="26"/>
-        </w:rPr>
-        <w:t>Machines</w:t>
+        <w:t>Module 7 — Machines</w:t>
       </w:r>
     </w:p>
     <w:tbl>
@@ -6028,18 +5738,12 @@
         <w:gridCol w:w="2146"/>
       </w:tblGrid>
       <w:tr>
-        <w:tblPrEx>
-          <w:tblCellMar>
-            <w:top w:w="0" w:type="dxa"/>
-            <w:bottom w:w="0" w:type="dxa"/>
-          </w:tblCellMar>
-        </w:tblPrEx>
         <w:trPr>
           <w:tblHeader/>
         </w:trPr>
         <w:tc>
           <w:tcPr>
-            <w:tcW w:w="684" w:type="dxa"/>
+            <w:tcW w:w="683" w:type="dxa"/>
             <w:tcBorders>
               <w:top w:val="single" w:sz="1" w:space="0" w:color="D7B8EA"/>
               <w:left w:val="single" w:sz="1" w:space="0" w:color="D7B8EA"/>
@@ -6073,7 +5777,7 @@
         </w:tc>
         <w:tc>
           <w:tcPr>
-            <w:tcW w:w="2511" w:type="dxa"/>
+            <w:tcW w:w="2574" w:type="dxa"/>
             <w:tcBorders>
               <w:top w:val="single" w:sz="1" w:space="0" w:color="D7B8EA"/>
               <w:left w:val="single" w:sz="1" w:space="0" w:color="D7B8EA"/>
@@ -6107,7 +5811,7 @@
         </w:tc>
         <w:tc>
           <w:tcPr>
-            <w:tcW w:w="1562" w:type="dxa"/>
+            <w:tcW w:w="1551" w:type="dxa"/>
             <w:tcBorders>
               <w:top w:val="single" w:sz="1" w:space="0" w:color="D7B8EA"/>
               <w:left w:val="single" w:sz="1" w:space="0" w:color="D7B8EA"/>
@@ -6141,7 +5845,7 @@
         </w:tc>
         <w:tc>
           <w:tcPr>
-            <w:tcW w:w="1565" w:type="dxa"/>
+            <w:tcW w:w="1554" w:type="dxa"/>
             <w:tcBorders>
               <w:top w:val="single" w:sz="1" w:space="0" w:color="D7B8EA"/>
               <w:left w:val="single" w:sz="1" w:space="0" w:color="D7B8EA"/>
@@ -6209,7 +5913,7 @@
         </w:tc>
         <w:tc>
           <w:tcPr>
-            <w:tcW w:w="2186" w:type="dxa"/>
+            <w:tcW w:w="2146" w:type="dxa"/>
             <w:tcBorders>
               <w:top w:val="single" w:sz="1" w:space="0" w:color="D7B8EA"/>
               <w:left w:val="single" w:sz="1" w:space="0" w:color="D7B8EA"/>
@@ -6243,15 +5947,9 @@
         </w:tc>
       </w:tr>
       <w:tr>
-        <w:tblPrEx>
-          <w:tblCellMar>
-            <w:top w:w="0" w:type="dxa"/>
-            <w:bottom w:w="0" w:type="dxa"/>
-          </w:tblCellMar>
-        </w:tblPrEx>
-        <w:tc>
-          <w:tcPr>
-            <w:tcW w:w="684" w:type="dxa"/>
+        <w:tc>
+          <w:tcPr>
+            <w:tcW w:w="683" w:type="dxa"/>
             <w:tcBorders>
               <w:top w:val="single" w:sz="1" w:space="0" w:color="D7B8EA"/>
               <w:left w:val="single" w:sz="1" w:space="0" w:color="D7B8EA"/>
@@ -6285,7 +5983,7 @@
         </w:tc>
         <w:tc>
           <w:tcPr>
-            <w:tcW w:w="2511" w:type="dxa"/>
+            <w:tcW w:w="2574" w:type="dxa"/>
             <w:tcBorders>
               <w:top w:val="single" w:sz="1" w:space="0" w:color="D7B8EA"/>
               <w:left w:val="single" w:sz="1" w:space="0" w:color="D7B8EA"/>
@@ -6308,29 +6006,13 @@
                 <w:sz w:val="19"/>
                 <w:szCs w:val="19"/>
               </w:rPr>
-              <w:t xml:space="preserve">Open </w:t>
-            </w:r>
-            <w:r>
-              <w:rPr>
-                <w:color w:val="2C2C2C"/>
-                <w:sz w:val="19"/>
-                <w:szCs w:val="19"/>
-              </w:rPr>
-              <w:t>Machines</w:t>
-            </w:r>
-            <w:r>
-              <w:rPr>
-                <w:color w:val="2C2C2C"/>
-                <w:sz w:val="19"/>
-                <w:szCs w:val="19"/>
-              </w:rPr>
-              <w:t xml:space="preserve"> Page</w:t>
-            </w:r>
-          </w:p>
-        </w:tc>
-        <w:tc>
-          <w:tcPr>
-            <w:tcW w:w="1562" w:type="dxa"/>
+              <w:t>Open Machines Page</w:t>
+            </w:r>
+          </w:p>
+        </w:tc>
+        <w:tc>
+          <w:tcPr>
+            <w:tcW w:w="1551" w:type="dxa"/>
             <w:tcBorders>
               <w:top w:val="single" w:sz="1" w:space="0" w:color="D7B8EA"/>
               <w:left w:val="single" w:sz="1" w:space="0" w:color="D7B8EA"/>
@@ -6353,29 +6035,13 @@
                 <w:sz w:val="19"/>
                 <w:szCs w:val="19"/>
               </w:rPr>
-              <w:t xml:space="preserve">All </w:t>
-            </w:r>
-            <w:r>
-              <w:rPr>
-                <w:color w:val="2C2C2C"/>
-                <w:sz w:val="19"/>
-                <w:szCs w:val="19"/>
-              </w:rPr>
-              <w:t>Machines</w:t>
-            </w:r>
-            <w:r>
-              <w:rPr>
-                <w:color w:val="2C2C2C"/>
-                <w:sz w:val="19"/>
-                <w:szCs w:val="19"/>
-              </w:rPr>
-              <w:t xml:space="preserve"> Displayed</w:t>
-            </w:r>
-          </w:p>
-        </w:tc>
-        <w:tc>
-          <w:tcPr>
-            <w:tcW w:w="1565" w:type="dxa"/>
+              <w:t>All Machines Displayed</w:t>
+            </w:r>
+          </w:p>
+        </w:tc>
+        <w:tc>
+          <w:tcPr>
+            <w:tcW w:w="1554" w:type="dxa"/>
             <w:tcBorders>
               <w:top w:val="single" w:sz="1" w:space="0" w:color="D7B8EA"/>
               <w:left w:val="single" w:sz="1" w:space="0" w:color="D7B8EA"/>
@@ -6398,23 +6064,7 @@
                 <w:sz w:val="19"/>
                 <w:szCs w:val="19"/>
               </w:rPr>
-              <w:t xml:space="preserve">All </w:t>
-            </w:r>
-            <w:r>
-              <w:rPr>
-                <w:color w:val="2C2C2C"/>
-                <w:sz w:val="19"/>
-                <w:szCs w:val="19"/>
-              </w:rPr>
-              <w:t xml:space="preserve">Machines </w:t>
-            </w:r>
-            <w:r>
-              <w:rPr>
-                <w:color w:val="2C2C2C"/>
-                <w:sz w:val="19"/>
-                <w:szCs w:val="19"/>
-              </w:rPr>
-              <w:t>Displayed</w:t>
+              <w:t>All Machines Displayed</w:t>
             </w:r>
           </w:p>
         </w:tc>
@@ -6454,7 +6104,7 @@
         </w:tc>
         <w:tc>
           <w:tcPr>
-            <w:tcW w:w="2186" w:type="dxa"/>
+            <w:tcW w:w="2146" w:type="dxa"/>
             <w:tcBorders>
               <w:top w:val="single" w:sz="1" w:space="0" w:color="D7B8EA"/>
               <w:left w:val="single" w:sz="1" w:space="0" w:color="D7B8EA"/>
@@ -6477,40 +6127,18 @@
                 <w:sz w:val="19"/>
                 <w:szCs w:val="19"/>
               </w:rPr>
-              <w:t xml:space="preserve">Opened </w:t>
-            </w:r>
-            <w:r>
-              <w:rPr>
-                <w:color w:val="2C2C2C"/>
-                <w:sz w:val="19"/>
-                <w:szCs w:val="19"/>
-              </w:rPr>
-              <w:t>Machines</w:t>
-            </w:r>
-            <w:r>
-              <w:rPr>
-                <w:color w:val="2C2C2C"/>
-                <w:sz w:val="19"/>
-                <w:szCs w:val="19"/>
-              </w:rPr>
-              <w:t xml:space="preserve"> Page</w:t>
+              <w:t>Opened Machines Page</w:t>
             </w:r>
           </w:p>
         </w:tc>
       </w:tr>
       <w:tr>
-        <w:tblPrEx>
-          <w:tblCellMar>
-            <w:top w:w="0" w:type="dxa"/>
-            <w:bottom w:w="0" w:type="dxa"/>
-          </w:tblCellMar>
-        </w:tblPrEx>
         <w:trPr>
           <w:trHeight w:val="912"/>
         </w:trPr>
         <w:tc>
           <w:tcPr>
-            <w:tcW w:w="684" w:type="dxa"/>
+            <w:tcW w:w="683" w:type="dxa"/>
             <w:tcBorders>
               <w:top w:val="single" w:sz="1" w:space="0" w:color="D7B8EA"/>
               <w:left w:val="single" w:sz="1" w:space="0" w:color="D7B8EA"/>
@@ -6544,7 +6172,7 @@
         </w:tc>
         <w:tc>
           <w:tcPr>
-            <w:tcW w:w="2511" w:type="dxa"/>
+            <w:tcW w:w="2574" w:type="dxa"/>
             <w:tcBorders>
               <w:top w:val="single" w:sz="1" w:space="0" w:color="D7B8EA"/>
               <w:left w:val="single" w:sz="1" w:space="0" w:color="D7B8EA"/>
@@ -6574,29 +6202,13 @@
                 <w:sz w:val="19"/>
                 <w:szCs w:val="19"/>
               </w:rPr>
-              <w:t>Apply Filter Based On</w:t>
-            </w:r>
-            <w:r>
-              <w:rPr>
-                <w:color w:val="2C2C2C"/>
-                <w:sz w:val="19"/>
-                <w:szCs w:val="19"/>
-              </w:rPr>
-              <w:t xml:space="preserve"> Location</w:t>
-            </w:r>
-            <w:r>
-              <w:rPr>
-                <w:color w:val="2C2C2C"/>
-                <w:sz w:val="19"/>
-                <w:szCs w:val="19"/>
-              </w:rPr>
-              <w:t xml:space="preserve"> </w:t>
-            </w:r>
-          </w:p>
-        </w:tc>
-        <w:tc>
-          <w:tcPr>
-            <w:tcW w:w="1562" w:type="dxa"/>
+              <w:t xml:space="preserve">Apply Filter Based On Location </w:t>
+            </w:r>
+          </w:p>
+        </w:tc>
+        <w:tc>
+          <w:tcPr>
+            <w:tcW w:w="1551" w:type="dxa"/>
             <w:tcBorders>
               <w:top w:val="single" w:sz="1" w:space="0" w:color="D7B8EA"/>
               <w:left w:val="single" w:sz="1" w:space="0" w:color="D7B8EA"/>
@@ -6619,29 +6231,13 @@
                 <w:sz w:val="19"/>
                 <w:szCs w:val="19"/>
               </w:rPr>
-              <w:t xml:space="preserve">Filtered </w:t>
-            </w:r>
-            <w:r>
-              <w:rPr>
-                <w:color w:val="2C2C2C"/>
-                <w:sz w:val="19"/>
-                <w:szCs w:val="19"/>
-              </w:rPr>
-              <w:t>Machines</w:t>
-            </w:r>
-            <w:r>
-              <w:rPr>
-                <w:color w:val="2C2C2C"/>
-                <w:sz w:val="19"/>
-                <w:szCs w:val="19"/>
-              </w:rPr>
-              <w:t xml:space="preserve"> Shown</w:t>
-            </w:r>
-          </w:p>
-        </w:tc>
-        <w:tc>
-          <w:tcPr>
-            <w:tcW w:w="1565" w:type="dxa"/>
+              <w:t>Filtered Machines Shown</w:t>
+            </w:r>
+          </w:p>
+        </w:tc>
+        <w:tc>
+          <w:tcPr>
+            <w:tcW w:w="1554" w:type="dxa"/>
             <w:tcBorders>
               <w:top w:val="single" w:sz="1" w:space="0" w:color="D7B8EA"/>
               <w:left w:val="single" w:sz="1" w:space="0" w:color="D7B8EA"/>
@@ -6704,7 +6300,7 @@
         </w:tc>
         <w:tc>
           <w:tcPr>
-            <w:tcW w:w="2186" w:type="dxa"/>
+            <w:tcW w:w="2146" w:type="dxa"/>
             <w:tcBorders>
               <w:top w:val="single" w:sz="1" w:space="0" w:color="D7B8EA"/>
               <w:left w:val="single" w:sz="1" w:space="0" w:color="D7B8EA"/>
@@ -6733,18 +6329,12 @@
         </w:tc>
       </w:tr>
       <w:tr>
-        <w:tblPrEx>
-          <w:tblCellMar>
-            <w:top w:w="0" w:type="dxa"/>
-            <w:bottom w:w="0" w:type="dxa"/>
-          </w:tblCellMar>
-        </w:tblPrEx>
         <w:trPr>
           <w:trHeight w:val="912"/>
         </w:trPr>
         <w:tc>
           <w:tcPr>
-            <w:tcW w:w="684" w:type="dxa"/>
+            <w:tcW w:w="683" w:type="dxa"/>
             <w:tcBorders>
               <w:top w:val="single" w:sz="1" w:space="0" w:color="D7B8EA"/>
               <w:left w:val="single" w:sz="1" w:space="0" w:color="D7B8EA"/>
@@ -6785,7 +6375,7 @@
         </w:tc>
         <w:tc>
           <w:tcPr>
-            <w:tcW w:w="2511" w:type="dxa"/>
+            <w:tcW w:w="2574" w:type="dxa"/>
             <w:tcBorders>
               <w:top w:val="single" w:sz="1" w:space="0" w:color="D7B8EA"/>
               <w:left w:val="single" w:sz="1" w:space="0" w:color="D7B8EA"/>
@@ -6838,7 +6428,7 @@
         </w:tc>
         <w:tc>
           <w:tcPr>
-            <w:tcW w:w="1562" w:type="dxa"/>
+            <w:tcW w:w="1551" w:type="dxa"/>
             <w:tcBorders>
               <w:top w:val="single" w:sz="1" w:space="0" w:color="D7B8EA"/>
               <w:left w:val="single" w:sz="1" w:space="0" w:color="D7B8EA"/>
@@ -6868,29 +6458,13 @@
                 <w:sz w:val="19"/>
                 <w:szCs w:val="19"/>
               </w:rPr>
-              <w:t xml:space="preserve">Filtered </w:t>
-            </w:r>
-            <w:r>
-              <w:rPr>
-                <w:color w:val="2C2C2C"/>
-                <w:sz w:val="19"/>
-                <w:szCs w:val="19"/>
-              </w:rPr>
-              <w:t xml:space="preserve">Machines </w:t>
-            </w:r>
-            <w:r>
-              <w:rPr>
-                <w:color w:val="2C2C2C"/>
-                <w:sz w:val="19"/>
-                <w:szCs w:val="19"/>
-              </w:rPr>
-              <w:t>Shown</w:t>
-            </w:r>
-          </w:p>
-        </w:tc>
-        <w:tc>
-          <w:tcPr>
-            <w:tcW w:w="1565" w:type="dxa"/>
+              <w:t>Filtered Machines Shown</w:t>
+            </w:r>
+          </w:p>
+        </w:tc>
+        <w:tc>
+          <w:tcPr>
+            <w:tcW w:w="1554" w:type="dxa"/>
             <w:tcBorders>
               <w:top w:val="single" w:sz="1" w:space="0" w:color="D7B8EA"/>
               <w:left w:val="single" w:sz="1" w:space="0" w:color="D7B8EA"/>
@@ -6920,23 +6494,7 @@
                 <w:sz w:val="19"/>
                 <w:szCs w:val="19"/>
               </w:rPr>
-              <w:t xml:space="preserve">Filtered </w:t>
-            </w:r>
-            <w:r>
-              <w:rPr>
-                <w:color w:val="2C2C2C"/>
-                <w:sz w:val="19"/>
-                <w:szCs w:val="19"/>
-              </w:rPr>
-              <w:t xml:space="preserve">Machines </w:t>
-            </w:r>
-            <w:r>
-              <w:rPr>
-                <w:color w:val="2C2C2C"/>
-                <w:sz w:val="19"/>
-                <w:szCs w:val="19"/>
-              </w:rPr>
-              <w:t>Shown</w:t>
+              <w:t>Filtered Machines Shown</w:t>
             </w:r>
           </w:p>
         </w:tc>
@@ -6983,7 +6541,7 @@
         </w:tc>
         <w:tc>
           <w:tcPr>
-            <w:tcW w:w="2186" w:type="dxa"/>
+            <w:tcW w:w="2146" w:type="dxa"/>
             <w:tcBorders>
               <w:top w:val="single" w:sz="1" w:space="0" w:color="D7B8EA"/>
               <w:left w:val="single" w:sz="1" w:space="0" w:color="D7B8EA"/>
@@ -7013,32 +6571,18 @@
                 <w:sz w:val="19"/>
                 <w:szCs w:val="19"/>
               </w:rPr>
-              <w:t xml:space="preserve">Status - </w:t>
-            </w:r>
-            <w:r>
-              <w:rPr>
-                <w:color w:val="2C2C2C"/>
-                <w:sz w:val="19"/>
-                <w:szCs w:val="19"/>
-              </w:rPr>
-              <w:t>Degrading</w:t>
+              <w:t>Status - Degrading</w:t>
             </w:r>
           </w:p>
         </w:tc>
       </w:tr>
       <w:tr>
-        <w:tblPrEx>
-          <w:tblCellMar>
-            <w:top w:w="0" w:type="dxa"/>
-            <w:bottom w:w="0" w:type="dxa"/>
-          </w:tblCellMar>
-        </w:tblPrEx>
         <w:trPr>
           <w:trHeight w:val="912"/>
         </w:trPr>
         <w:tc>
           <w:tcPr>
-            <w:tcW w:w="684" w:type="dxa"/>
+            <w:tcW w:w="683" w:type="dxa"/>
             <w:tcBorders>
               <w:top w:val="single" w:sz="1" w:space="0" w:color="D7B8EA"/>
               <w:left w:val="single" w:sz="1" w:space="0" w:color="D7B8EA"/>
@@ -7079,7 +6623,7 @@
         </w:tc>
         <w:tc>
           <w:tcPr>
-            <w:tcW w:w="2511" w:type="dxa"/>
+            <w:tcW w:w="2574" w:type="dxa"/>
             <w:tcBorders>
               <w:top w:val="single" w:sz="1" w:space="0" w:color="D7B8EA"/>
               <w:left w:val="single" w:sz="1" w:space="0" w:color="D7B8EA"/>
@@ -7115,7 +6659,7 @@
         </w:tc>
         <w:tc>
           <w:tcPr>
-            <w:tcW w:w="1562" w:type="dxa"/>
+            <w:tcW w:w="1551" w:type="dxa"/>
             <w:tcBorders>
               <w:top w:val="single" w:sz="1" w:space="0" w:color="D7B8EA"/>
               <w:left w:val="single" w:sz="1" w:space="0" w:color="D7B8EA"/>
@@ -7151,7 +6695,7 @@
         </w:tc>
         <w:tc>
           <w:tcPr>
-            <w:tcW w:w="1565" w:type="dxa"/>
+            <w:tcW w:w="1554" w:type="dxa"/>
             <w:tcBorders>
               <w:top w:val="single" w:sz="1" w:space="0" w:color="D7B8EA"/>
               <w:left w:val="single" w:sz="1" w:space="0" w:color="D7B8EA"/>
@@ -7228,7 +6772,7 @@
         </w:tc>
         <w:tc>
           <w:tcPr>
-            <w:tcW w:w="2186" w:type="dxa"/>
+            <w:tcW w:w="2146" w:type="dxa"/>
             <w:tcBorders>
               <w:top w:val="single" w:sz="1" w:space="0" w:color="D7B8EA"/>
               <w:left w:val="single" w:sz="1" w:space="0" w:color="D7B8EA"/>
@@ -7264,18 +6808,12 @@
         </w:tc>
       </w:tr>
       <w:tr>
-        <w:tblPrEx>
-          <w:tblCellMar>
-            <w:top w:w="0" w:type="dxa"/>
-            <w:bottom w:w="0" w:type="dxa"/>
-          </w:tblCellMar>
-        </w:tblPrEx>
         <w:trPr>
           <w:trHeight w:val="912"/>
         </w:trPr>
         <w:tc>
           <w:tcPr>
-            <w:tcW w:w="684" w:type="dxa"/>
+            <w:tcW w:w="683" w:type="dxa"/>
             <w:tcBorders>
               <w:top w:val="single" w:sz="1" w:space="0" w:color="D7B8EA"/>
               <w:left w:val="single" w:sz="1" w:space="0" w:color="D7B8EA"/>
@@ -7316,7 +6854,7 @@
         </w:tc>
         <w:tc>
           <w:tcPr>
-            <w:tcW w:w="2511" w:type="dxa"/>
+            <w:tcW w:w="2574" w:type="dxa"/>
             <w:tcBorders>
               <w:top w:val="single" w:sz="1" w:space="0" w:color="D7B8EA"/>
               <w:left w:val="single" w:sz="1" w:space="0" w:color="D7B8EA"/>
@@ -7369,7 +6907,7 @@
         </w:tc>
         <w:tc>
           <w:tcPr>
-            <w:tcW w:w="1562" w:type="dxa"/>
+            <w:tcW w:w="1551" w:type="dxa"/>
             <w:tcBorders>
               <w:top w:val="single" w:sz="1" w:space="0" w:color="D7B8EA"/>
               <w:left w:val="single" w:sz="1" w:space="0" w:color="D7B8EA"/>
@@ -7405,7 +6943,7 @@
         </w:tc>
         <w:tc>
           <w:tcPr>
-            <w:tcW w:w="1565" w:type="dxa"/>
+            <w:tcW w:w="1554" w:type="dxa"/>
             <w:tcBorders>
               <w:top w:val="single" w:sz="1" w:space="0" w:color="D7B8EA"/>
               <w:left w:val="single" w:sz="1" w:space="0" w:color="D7B8EA"/>
@@ -7482,7 +7020,7 @@
         </w:tc>
         <w:tc>
           <w:tcPr>
-            <w:tcW w:w="2186" w:type="dxa"/>
+            <w:tcW w:w="2146" w:type="dxa"/>
             <w:tcBorders>
               <w:top w:val="single" w:sz="1" w:space="0" w:color="D7B8EA"/>
               <w:left w:val="single" w:sz="1" w:space="0" w:color="D7B8EA"/>
@@ -7518,18 +7056,12 @@
         </w:tc>
       </w:tr>
       <w:tr>
-        <w:tblPrEx>
-          <w:tblCellMar>
-            <w:top w:w="0" w:type="dxa"/>
-            <w:bottom w:w="0" w:type="dxa"/>
-          </w:tblCellMar>
-        </w:tblPrEx>
         <w:trPr>
           <w:trHeight w:val="912"/>
         </w:trPr>
         <w:tc>
           <w:tcPr>
-            <w:tcW w:w="684" w:type="dxa"/>
+            <w:tcW w:w="683" w:type="dxa"/>
             <w:tcBorders>
               <w:top w:val="single" w:sz="1" w:space="0" w:color="D7B8EA"/>
               <w:left w:val="single" w:sz="1" w:space="0" w:color="D7B8EA"/>
@@ -7571,7 +7103,7 @@
         </w:tc>
         <w:tc>
           <w:tcPr>
-            <w:tcW w:w="2511" w:type="dxa"/>
+            <w:tcW w:w="2574" w:type="dxa"/>
             <w:tcBorders>
               <w:top w:val="single" w:sz="1" w:space="0" w:color="D7B8EA"/>
               <w:left w:val="single" w:sz="1" w:space="0" w:color="D7B8EA"/>
@@ -7607,7 +7139,7 @@
         </w:tc>
         <w:tc>
           <w:tcPr>
-            <w:tcW w:w="1562" w:type="dxa"/>
+            <w:tcW w:w="1551" w:type="dxa"/>
             <w:tcBorders>
               <w:top w:val="single" w:sz="1" w:space="0" w:color="D7B8EA"/>
               <w:left w:val="single" w:sz="1" w:space="0" w:color="D7B8EA"/>
@@ -7643,7 +7175,7 @@
         </w:tc>
         <w:tc>
           <w:tcPr>
-            <w:tcW w:w="1565" w:type="dxa"/>
+            <w:tcW w:w="1554" w:type="dxa"/>
             <w:tcBorders>
               <w:top w:val="single" w:sz="1" w:space="0" w:color="D7B8EA"/>
               <w:left w:val="single" w:sz="1" w:space="0" w:color="D7B8EA"/>
@@ -7720,7 +7252,7 @@
         </w:tc>
         <w:tc>
           <w:tcPr>
-            <w:tcW w:w="2186" w:type="dxa"/>
+            <w:tcW w:w="2146" w:type="dxa"/>
             <w:tcBorders>
               <w:top w:val="single" w:sz="1" w:space="0" w:color="D7B8EA"/>
               <w:left w:val="single" w:sz="1" w:space="0" w:color="D7B8EA"/>
@@ -7751,6 +7283,1242 @@
                 <w:szCs w:val="19"/>
               </w:rPr>
               <w:t>Machine ID M04 Deleted</w:t>
+            </w:r>
+          </w:p>
+        </w:tc>
+      </w:tr>
+    </w:tbl>
+    <w:p>
+      <w:pPr>
+        <w:pBdr>
+          <w:bottom w:val="single" w:sz="4" w:space="4" w:color="9B59B6"/>
+        </w:pBdr>
+        <w:spacing w:before="320" w:after="120"/>
+        <w:rPr>
+          <w:b/>
+          <w:bCs/>
+          <w:color w:val="7B2D8B"/>
+          <w:sz w:val="26"/>
+          <w:szCs w:val="26"/>
+        </w:rPr>
+      </w:pPr>
+    </w:p>
+    <w:p>
+      <w:pPr>
+        <w:pBdr>
+          <w:bottom w:val="single" w:sz="4" w:space="4" w:color="9B59B6"/>
+        </w:pBdr>
+        <w:spacing w:before="320" w:after="120"/>
+      </w:pPr>
+      <w:r>
+        <w:rPr>
+          <w:b/>
+          <w:bCs/>
+          <w:color w:val="7B2D8B"/>
+          <w:sz w:val="26"/>
+          <w:szCs w:val="26"/>
+        </w:rPr>
+        <w:t>Bugs found during testing</w:t>
+      </w:r>
+    </w:p>
+    <w:tbl>
+      <w:tblPr>
+        <w:tblW w:w="11624" w:type="dxa"/>
+        <w:tblInd w:w="-710" w:type="dxa"/>
+        <w:tblBorders>
+          <w:top w:val="single" w:sz="4" w:space="0" w:color="auto"/>
+          <w:left w:val="single" w:sz="4" w:space="0" w:color="auto"/>
+          <w:bottom w:val="single" w:sz="4" w:space="0" w:color="auto"/>
+          <w:right w:val="single" w:sz="4" w:space="0" w:color="auto"/>
+          <w:insideH w:val="single" w:sz="4" w:space="0" w:color="auto"/>
+          <w:insideV w:val="single" w:sz="4" w:space="0" w:color="auto"/>
+        </w:tblBorders>
+        <w:tblCellMar>
+          <w:left w:w="10" w:type="dxa"/>
+          <w:right w:w="10" w:type="dxa"/>
+        </w:tblCellMar>
+        <w:tblLook w:val="04A0" w:firstRow="1" w:lastRow="0" w:firstColumn="1" w:lastColumn="0" w:noHBand="0" w:noVBand="1"/>
+      </w:tblPr>
+      <w:tblGrid>
+        <w:gridCol w:w="630"/>
+        <w:gridCol w:w="2487"/>
+        <w:gridCol w:w="3189"/>
+        <w:gridCol w:w="1012"/>
+        <w:gridCol w:w="1296"/>
+        <w:gridCol w:w="1019"/>
+        <w:gridCol w:w="1991"/>
+      </w:tblGrid>
+      <w:tr>
+        <w:trPr>
+          <w:tblHeader/>
+        </w:trPr>
+        <w:tc>
+          <w:tcPr>
+            <w:tcW w:w="630" w:type="dxa"/>
+            <w:tcBorders>
+              <w:top w:val="single" w:sz="1" w:space="0" w:color="D7B8EA"/>
+              <w:left w:val="single" w:sz="1" w:space="0" w:color="D7B8EA"/>
+              <w:bottom w:val="single" w:sz="1" w:space="0" w:color="D7B8EA"/>
+              <w:right w:val="single" w:sz="1" w:space="0" w:color="D7B8EA"/>
+            </w:tcBorders>
+            <w:shd w:val="clear" w:color="auto" w:fill="7B2D8B"/>
+            <w:tcMar>
+              <w:top w:w="100" w:type="dxa"/>
+              <w:left w:w="120" w:type="dxa"/>
+              <w:bottom w:w="100" w:type="dxa"/>
+              <w:right w:w="120" w:type="dxa"/>
+            </w:tcMar>
+            <w:vAlign w:val="center"/>
+          </w:tcPr>
+          <w:p>
+            <w:pPr>
+              <w:jc w:val="center"/>
+            </w:pPr>
+            <w:r>
+              <w:rPr>
+                <w:b/>
+                <w:bCs/>
+                <w:color w:val="FFFFFF"/>
+                <w:sz w:val="20"/>
+                <w:szCs w:val="20"/>
+              </w:rPr>
+              <w:t>Bug</w:t>
+            </w:r>
+            <w:r>
+              <w:rPr>
+                <w:b/>
+                <w:bCs/>
+                <w:color w:val="FFFFFF"/>
+                <w:sz w:val="20"/>
+                <w:szCs w:val="20"/>
+              </w:rPr>
+              <w:t xml:space="preserve"> ID</w:t>
+            </w:r>
+          </w:p>
+        </w:tc>
+        <w:tc>
+          <w:tcPr>
+            <w:tcW w:w="2487" w:type="dxa"/>
+            <w:tcBorders>
+              <w:top w:val="single" w:sz="1" w:space="0" w:color="D7B8EA"/>
+              <w:left w:val="single" w:sz="1" w:space="0" w:color="D7B8EA"/>
+              <w:bottom w:val="single" w:sz="1" w:space="0" w:color="D7B8EA"/>
+              <w:right w:val="single" w:sz="1" w:space="0" w:color="D7B8EA"/>
+            </w:tcBorders>
+            <w:shd w:val="clear" w:color="auto" w:fill="7B2D8B"/>
+            <w:tcMar>
+              <w:top w:w="100" w:type="dxa"/>
+              <w:left w:w="120" w:type="dxa"/>
+              <w:bottom w:w="100" w:type="dxa"/>
+              <w:right w:w="120" w:type="dxa"/>
+            </w:tcMar>
+            <w:vAlign w:val="center"/>
+          </w:tcPr>
+          <w:p>
+            <w:pPr>
+              <w:jc w:val="center"/>
+            </w:pPr>
+            <w:r>
+              <w:rPr>
+                <w:b/>
+                <w:bCs/>
+                <w:color w:val="FFFFFF"/>
+                <w:sz w:val="20"/>
+                <w:szCs w:val="20"/>
+              </w:rPr>
+              <w:t>Description</w:t>
+            </w:r>
+          </w:p>
+        </w:tc>
+        <w:tc>
+          <w:tcPr>
+            <w:tcW w:w="3189" w:type="dxa"/>
+            <w:tcBorders>
+              <w:top w:val="single" w:sz="1" w:space="0" w:color="D7B8EA"/>
+              <w:left w:val="single" w:sz="1" w:space="0" w:color="D7B8EA"/>
+              <w:bottom w:val="single" w:sz="1" w:space="0" w:color="D7B8EA"/>
+              <w:right w:val="single" w:sz="1" w:space="0" w:color="D7B8EA"/>
+            </w:tcBorders>
+            <w:shd w:val="clear" w:color="auto" w:fill="7B2D8B"/>
+            <w:tcMar>
+              <w:top w:w="100" w:type="dxa"/>
+              <w:left w:w="120" w:type="dxa"/>
+              <w:bottom w:w="100" w:type="dxa"/>
+              <w:right w:w="120" w:type="dxa"/>
+            </w:tcMar>
+            <w:vAlign w:val="center"/>
+          </w:tcPr>
+          <w:p>
+            <w:pPr>
+              <w:jc w:val="center"/>
+            </w:pPr>
+            <w:r>
+              <w:rPr>
+                <w:b/>
+                <w:bCs/>
+                <w:color w:val="FFFFFF"/>
+                <w:sz w:val="20"/>
+                <w:szCs w:val="20"/>
+              </w:rPr>
+              <w:t>Steps to Reproduce</w:t>
+            </w:r>
+          </w:p>
+        </w:tc>
+        <w:tc>
+          <w:tcPr>
+            <w:tcW w:w="1012" w:type="dxa"/>
+            <w:shd w:val="clear" w:color="auto" w:fill="7B2D8B"/>
+            <w:vAlign w:val="center"/>
+          </w:tcPr>
+          <w:p>
+            <w:pPr>
+              <w:jc w:val="center"/>
+              <w:rPr>
+                <w:b/>
+                <w:bCs/>
+                <w:color w:val="FFFFFF"/>
+                <w:sz w:val="20"/>
+                <w:szCs w:val="20"/>
+              </w:rPr>
+            </w:pPr>
+            <w:r>
+              <w:rPr>
+                <w:b/>
+                <w:bCs/>
+                <w:color w:val="FFFFFF"/>
+                <w:sz w:val="20"/>
+                <w:szCs w:val="20"/>
+              </w:rPr>
+              <w:t>Expected Output</w:t>
+            </w:r>
+          </w:p>
+        </w:tc>
+        <w:tc>
+          <w:tcPr>
+            <w:tcW w:w="1296" w:type="dxa"/>
+            <w:tcBorders>
+              <w:top w:val="single" w:sz="1" w:space="0" w:color="D7B8EA"/>
+              <w:left w:val="single" w:sz="1" w:space="0" w:color="D7B8EA"/>
+              <w:bottom w:val="single" w:sz="1" w:space="0" w:color="D7B8EA"/>
+              <w:right w:val="single" w:sz="1" w:space="0" w:color="D7B8EA"/>
+            </w:tcBorders>
+            <w:shd w:val="clear" w:color="auto" w:fill="7B2D8B"/>
+            <w:tcMar>
+              <w:top w:w="100" w:type="dxa"/>
+              <w:left w:w="120" w:type="dxa"/>
+              <w:bottom w:w="100" w:type="dxa"/>
+              <w:right w:w="120" w:type="dxa"/>
+            </w:tcMar>
+            <w:vAlign w:val="center"/>
+          </w:tcPr>
+          <w:p>
+            <w:pPr>
+              <w:jc w:val="center"/>
+            </w:pPr>
+            <w:r>
+              <w:rPr>
+                <w:b/>
+                <w:bCs/>
+                <w:color w:val="FFFFFF"/>
+                <w:sz w:val="20"/>
+                <w:szCs w:val="20"/>
+              </w:rPr>
+              <w:t>Actual Output</w:t>
+            </w:r>
+          </w:p>
+        </w:tc>
+        <w:tc>
+          <w:tcPr>
+            <w:tcW w:w="1019" w:type="dxa"/>
+            <w:tcBorders>
+              <w:top w:val="single" w:sz="1" w:space="0" w:color="D7B8EA"/>
+              <w:left w:val="single" w:sz="1" w:space="0" w:color="D7B8EA"/>
+              <w:bottom w:val="single" w:sz="1" w:space="0" w:color="D7B8EA"/>
+              <w:right w:val="single" w:sz="1" w:space="0" w:color="D7B8EA"/>
+            </w:tcBorders>
+            <w:shd w:val="clear" w:color="auto" w:fill="7B2D8B"/>
+            <w:tcMar>
+              <w:top w:w="100" w:type="dxa"/>
+              <w:left w:w="120" w:type="dxa"/>
+              <w:bottom w:w="100" w:type="dxa"/>
+              <w:right w:w="120" w:type="dxa"/>
+            </w:tcMar>
+            <w:vAlign w:val="center"/>
+          </w:tcPr>
+          <w:p>
+            <w:pPr>
+              <w:jc w:val="center"/>
+            </w:pPr>
+            <w:r>
+              <w:rPr>
+                <w:b/>
+                <w:bCs/>
+                <w:color w:val="FFFFFF"/>
+                <w:sz w:val="20"/>
+                <w:szCs w:val="20"/>
+              </w:rPr>
+              <w:t>Severity</w:t>
+            </w:r>
+          </w:p>
+        </w:tc>
+        <w:tc>
+          <w:tcPr>
+            <w:tcW w:w="1991" w:type="dxa"/>
+            <w:tcBorders>
+              <w:top w:val="single" w:sz="1" w:space="0" w:color="D7B8EA"/>
+              <w:left w:val="single" w:sz="1" w:space="0" w:color="D7B8EA"/>
+              <w:bottom w:val="single" w:sz="1" w:space="0" w:color="D7B8EA"/>
+              <w:right w:val="single" w:sz="1" w:space="0" w:color="D7B8EA"/>
+            </w:tcBorders>
+            <w:shd w:val="clear" w:color="auto" w:fill="7B2D8B"/>
+            <w:tcMar>
+              <w:top w:w="100" w:type="dxa"/>
+              <w:left w:w="120" w:type="dxa"/>
+              <w:bottom w:w="100" w:type="dxa"/>
+              <w:right w:w="120" w:type="dxa"/>
+            </w:tcMar>
+            <w:vAlign w:val="center"/>
+          </w:tcPr>
+          <w:p>
+            <w:pPr>
+              <w:jc w:val="center"/>
+            </w:pPr>
+            <w:r>
+              <w:rPr>
+                <w:b/>
+                <w:bCs/>
+                <w:color w:val="FFFFFF"/>
+                <w:sz w:val="20"/>
+                <w:szCs w:val="20"/>
+              </w:rPr>
+              <w:t>Suggested Fix</w:t>
+            </w:r>
+          </w:p>
+        </w:tc>
+      </w:tr>
+      <w:tr>
+        <w:tc>
+          <w:tcPr>
+            <w:tcW w:w="630" w:type="dxa"/>
+            <w:tcBorders>
+              <w:top w:val="single" w:sz="1" w:space="0" w:color="D7B8EA"/>
+              <w:left w:val="single" w:sz="1" w:space="0" w:color="D7B8EA"/>
+              <w:bottom w:val="single" w:sz="1" w:space="0" w:color="D7B8EA"/>
+              <w:right w:val="single" w:sz="1" w:space="0" w:color="D7B8EA"/>
+            </w:tcBorders>
+            <w:shd w:val="clear" w:color="auto" w:fill="EFE5F5"/>
+            <w:tcMar>
+              <w:top w:w="80" w:type="dxa"/>
+              <w:left w:w="120" w:type="dxa"/>
+              <w:bottom w:w="80" w:type="dxa"/>
+              <w:right w:w="120" w:type="dxa"/>
+            </w:tcMar>
+            <w:vAlign w:val="center"/>
+          </w:tcPr>
+          <w:p>
+            <w:pPr>
+              <w:jc w:val="center"/>
+            </w:pPr>
+            <w:r>
+              <w:rPr>
+                <w:b/>
+                <w:bCs/>
+                <w:color w:val="2C2C2C"/>
+                <w:sz w:val="19"/>
+                <w:szCs w:val="19"/>
+              </w:rPr>
+              <w:t>1</w:t>
+            </w:r>
+          </w:p>
+        </w:tc>
+        <w:tc>
+          <w:tcPr>
+            <w:tcW w:w="2487" w:type="dxa"/>
+            <w:tcBorders>
+              <w:top w:val="single" w:sz="1" w:space="0" w:color="D7B8EA"/>
+              <w:left w:val="single" w:sz="1" w:space="0" w:color="D7B8EA"/>
+              <w:bottom w:val="single" w:sz="1" w:space="0" w:color="D7B8EA"/>
+              <w:right w:val="single" w:sz="1" w:space="0" w:color="D7B8EA"/>
+            </w:tcBorders>
+            <w:shd w:val="clear" w:color="auto" w:fill="FFFFFF"/>
+            <w:tcMar>
+              <w:top w:w="80" w:type="dxa"/>
+              <w:left w:w="120" w:type="dxa"/>
+              <w:bottom w:w="80" w:type="dxa"/>
+              <w:right w:w="120" w:type="dxa"/>
+            </w:tcMar>
+            <w:vAlign w:val="center"/>
+          </w:tcPr>
+          <w:p>
+            <w:r>
+              <w:rPr>
+                <w:color w:val="2C2C2C"/>
+                <w:sz w:val="19"/>
+                <w:szCs w:val="19"/>
+              </w:rPr>
+              <w:t>Machine details permitted numeric values as type and location</w:t>
+            </w:r>
+          </w:p>
+        </w:tc>
+        <w:tc>
+          <w:tcPr>
+            <w:tcW w:w="3189" w:type="dxa"/>
+            <w:tcBorders>
+              <w:top w:val="single" w:sz="1" w:space="0" w:color="D7B8EA"/>
+              <w:left w:val="single" w:sz="1" w:space="0" w:color="D7B8EA"/>
+              <w:bottom w:val="single" w:sz="1" w:space="0" w:color="D7B8EA"/>
+              <w:right w:val="single" w:sz="1" w:space="0" w:color="D7B8EA"/>
+            </w:tcBorders>
+            <w:shd w:val="clear" w:color="auto" w:fill="FFFFFF"/>
+            <w:tcMar>
+              <w:top w:w="80" w:type="dxa"/>
+              <w:left w:w="120" w:type="dxa"/>
+              <w:bottom w:w="80" w:type="dxa"/>
+              <w:right w:w="120" w:type="dxa"/>
+            </w:tcMar>
+            <w:vAlign w:val="center"/>
+          </w:tcPr>
+          <w:p>
+            <w:pPr>
+              <w:pStyle w:val="ListParagraph"/>
+              <w:numPr>
+                <w:ilvl w:val="0"/>
+                <w:numId w:val="5"/>
+              </w:numPr>
+            </w:pPr>
+            <w:r>
+              <w:t>Click on Add Machine on the Admin dashboard.</w:t>
+            </w:r>
+          </w:p>
+          <w:p>
+            <w:pPr>
+              <w:pStyle w:val="ListParagraph"/>
+              <w:numPr>
+                <w:ilvl w:val="0"/>
+                <w:numId w:val="5"/>
+              </w:numPr>
+            </w:pPr>
+            <w:r>
+              <w:t xml:space="preserve">Click on the </w:t>
+            </w:r>
+            <w:r>
+              <w:rPr>
+                <w:b/>
+                <w:bCs/>
+              </w:rPr>
+              <w:t xml:space="preserve">Machine </w:t>
+            </w:r>
+            <w:r>
+              <w:rPr>
+                <w:b/>
+                <w:bCs/>
+              </w:rPr>
+              <w:t>Type</w:t>
+            </w:r>
+            <w:r>
+              <w:t xml:space="preserve"> field.</w:t>
+            </w:r>
+          </w:p>
+          <w:p>
+            <w:pPr>
+              <w:pStyle w:val="ListParagraph"/>
+              <w:numPr>
+                <w:ilvl w:val="0"/>
+                <w:numId w:val="5"/>
+              </w:numPr>
+            </w:pPr>
+            <w:r>
+              <w:t>Enter 12345.</w:t>
+            </w:r>
+          </w:p>
+          <w:p>
+            <w:pPr>
+              <w:pStyle w:val="ListParagraph"/>
+              <w:numPr>
+                <w:ilvl w:val="0"/>
+                <w:numId w:val="5"/>
+              </w:numPr>
+            </w:pPr>
+            <w:r>
+              <w:t>Click Save/Submit</w:t>
+            </w:r>
+            <w:r>
+              <w:t>.</w:t>
+            </w:r>
+          </w:p>
+        </w:tc>
+        <w:tc>
+          <w:tcPr>
+            <w:tcW w:w="1012" w:type="dxa"/>
+            <w:vAlign w:val="center"/>
+          </w:tcPr>
+          <w:p>
+            <w:pPr>
+              <w:jc w:val="center"/>
+              <w:rPr>
+                <w:color w:val="2C2C2C"/>
+                <w:sz w:val="19"/>
+                <w:szCs w:val="19"/>
+              </w:rPr>
+            </w:pPr>
+            <w:r>
+              <w:rPr>
+                <w:color w:val="2C2C2C"/>
+                <w:sz w:val="19"/>
+                <w:szCs w:val="19"/>
+              </w:rPr>
+              <w:t>Invalid Machine Details</w:t>
+            </w:r>
+          </w:p>
+        </w:tc>
+        <w:tc>
+          <w:tcPr>
+            <w:tcW w:w="1296" w:type="dxa"/>
+            <w:tcBorders>
+              <w:top w:val="single" w:sz="1" w:space="0" w:color="D7B8EA"/>
+              <w:left w:val="single" w:sz="1" w:space="0" w:color="D7B8EA"/>
+              <w:bottom w:val="single" w:sz="1" w:space="0" w:color="D7B8EA"/>
+              <w:right w:val="single" w:sz="1" w:space="0" w:color="D7B8EA"/>
+            </w:tcBorders>
+            <w:shd w:val="clear" w:color="auto" w:fill="FFFFFF"/>
+            <w:tcMar>
+              <w:top w:w="80" w:type="dxa"/>
+              <w:left w:w="120" w:type="dxa"/>
+              <w:bottom w:w="80" w:type="dxa"/>
+              <w:right w:w="120" w:type="dxa"/>
+            </w:tcMar>
+            <w:vAlign w:val="center"/>
+          </w:tcPr>
+          <w:p>
+            <w:pPr>
+              <w:jc w:val="center"/>
+            </w:pPr>
+            <w:r>
+              <w:rPr>
+                <w:color w:val="2C2C2C"/>
+                <w:sz w:val="19"/>
+                <w:szCs w:val="19"/>
+              </w:rPr>
+              <w:t>Machine Added Successfully</w:t>
+            </w:r>
+          </w:p>
+        </w:tc>
+        <w:tc>
+          <w:tcPr>
+            <w:tcW w:w="1019" w:type="dxa"/>
+            <w:tcBorders>
+              <w:top w:val="single" w:sz="1" w:space="0" w:color="D7B8EA"/>
+              <w:left w:val="single" w:sz="1" w:space="0" w:color="D7B8EA"/>
+              <w:bottom w:val="single" w:sz="1" w:space="0" w:color="D7B8EA"/>
+              <w:right w:val="single" w:sz="1" w:space="0" w:color="D7B8EA"/>
+            </w:tcBorders>
+            <w:shd w:val="clear" w:color="auto" w:fill="E2EFDA"/>
+            <w:tcMar>
+              <w:top w:w="80" w:type="dxa"/>
+              <w:left w:w="120" w:type="dxa"/>
+              <w:bottom w:w="80" w:type="dxa"/>
+              <w:right w:w="120" w:type="dxa"/>
+            </w:tcMar>
+            <w:vAlign w:val="center"/>
+          </w:tcPr>
+          <w:p>
+            <w:pPr>
+              <w:jc w:val="center"/>
+            </w:pPr>
+            <w:r>
+              <w:t>Low</w:t>
+            </w:r>
+          </w:p>
+        </w:tc>
+        <w:tc>
+          <w:tcPr>
+            <w:tcW w:w="1991" w:type="dxa"/>
+            <w:tcBorders>
+              <w:top w:val="single" w:sz="1" w:space="0" w:color="D7B8EA"/>
+              <w:left w:val="single" w:sz="1" w:space="0" w:color="D7B8EA"/>
+              <w:bottom w:val="single" w:sz="1" w:space="0" w:color="D7B8EA"/>
+              <w:right w:val="single" w:sz="1" w:space="0" w:color="D7B8EA"/>
+            </w:tcBorders>
+            <w:shd w:val="clear" w:color="auto" w:fill="FFFFFF"/>
+            <w:tcMar>
+              <w:top w:w="80" w:type="dxa"/>
+              <w:left w:w="120" w:type="dxa"/>
+              <w:bottom w:w="80" w:type="dxa"/>
+              <w:right w:w="120" w:type="dxa"/>
+            </w:tcMar>
+            <w:vAlign w:val="center"/>
+          </w:tcPr>
+          <w:p>
+            <w:r>
+              <w:t>Apply regex validation to ensure that machine details are not numeric</w:t>
+            </w:r>
+            <w:r>
+              <w:t>.</w:t>
+            </w:r>
+          </w:p>
+        </w:tc>
+      </w:tr>
+      <w:tr>
+        <w:trPr>
+          <w:trHeight w:val="912"/>
+        </w:trPr>
+        <w:tc>
+          <w:tcPr>
+            <w:tcW w:w="630" w:type="dxa"/>
+            <w:tcBorders>
+              <w:top w:val="single" w:sz="1" w:space="0" w:color="D7B8EA"/>
+              <w:left w:val="single" w:sz="1" w:space="0" w:color="D7B8EA"/>
+              <w:bottom w:val="single" w:sz="1" w:space="0" w:color="D7B8EA"/>
+              <w:right w:val="single" w:sz="1" w:space="0" w:color="D7B8EA"/>
+            </w:tcBorders>
+            <w:shd w:val="clear" w:color="auto" w:fill="EFE5F5"/>
+            <w:tcMar>
+              <w:top w:w="80" w:type="dxa"/>
+              <w:left w:w="120" w:type="dxa"/>
+              <w:bottom w:w="80" w:type="dxa"/>
+              <w:right w:w="120" w:type="dxa"/>
+            </w:tcMar>
+            <w:vAlign w:val="center"/>
+          </w:tcPr>
+          <w:p>
+            <w:pPr>
+              <w:jc w:val="center"/>
+            </w:pPr>
+            <w:r>
+              <w:rPr>
+                <w:b/>
+                <w:bCs/>
+                <w:color w:val="2C2C2C"/>
+                <w:sz w:val="19"/>
+                <w:szCs w:val="19"/>
+              </w:rPr>
+              <w:t>2</w:t>
+            </w:r>
+          </w:p>
+        </w:tc>
+        <w:tc>
+          <w:tcPr>
+            <w:tcW w:w="2487" w:type="dxa"/>
+            <w:tcBorders>
+              <w:top w:val="single" w:sz="1" w:space="0" w:color="D7B8EA"/>
+              <w:left w:val="single" w:sz="1" w:space="0" w:color="D7B8EA"/>
+              <w:bottom w:val="single" w:sz="1" w:space="0" w:color="D7B8EA"/>
+              <w:right w:val="single" w:sz="1" w:space="0" w:color="D7B8EA"/>
+            </w:tcBorders>
+            <w:shd w:val="clear" w:color="auto" w:fill="F9F3FC"/>
+            <w:tcMar>
+              <w:top w:w="80" w:type="dxa"/>
+              <w:left w:w="120" w:type="dxa"/>
+              <w:bottom w:w="80" w:type="dxa"/>
+              <w:right w:w="120" w:type="dxa"/>
+            </w:tcMar>
+            <w:vAlign w:val="center"/>
+          </w:tcPr>
+          <w:p>
+            <w:pPr>
+              <w:rPr>
+                <w:color w:val="2C2C2C"/>
+                <w:sz w:val="19"/>
+                <w:szCs w:val="19"/>
+              </w:rPr>
+            </w:pPr>
+            <w:r>
+              <w:rPr>
+                <w:color w:val="2C2C2C"/>
+                <w:sz w:val="19"/>
+                <w:szCs w:val="19"/>
+              </w:rPr>
+              <w:t>Technician</w:t>
+            </w:r>
+            <w:r>
+              <w:rPr>
+                <w:color w:val="2C2C2C"/>
+                <w:sz w:val="19"/>
+                <w:szCs w:val="19"/>
+              </w:rPr>
+              <w:t xml:space="preserve"> details permitted numeric values as </w:t>
+            </w:r>
+            <w:r>
+              <w:rPr>
+                <w:color w:val="2C2C2C"/>
+                <w:sz w:val="19"/>
+                <w:szCs w:val="19"/>
+              </w:rPr>
+              <w:t>name, email</w:t>
+            </w:r>
+            <w:r>
+              <w:rPr>
+                <w:color w:val="2C2C2C"/>
+                <w:sz w:val="19"/>
+                <w:szCs w:val="19"/>
+              </w:rPr>
+              <w:t xml:space="preserve"> and </w:t>
+            </w:r>
+            <w:r>
+              <w:rPr>
+                <w:color w:val="2C2C2C"/>
+                <w:sz w:val="19"/>
+                <w:szCs w:val="19"/>
+              </w:rPr>
+              <w:t>password</w:t>
+            </w:r>
+          </w:p>
+        </w:tc>
+        <w:tc>
+          <w:tcPr>
+            <w:tcW w:w="3189" w:type="dxa"/>
+            <w:tcBorders>
+              <w:top w:val="single" w:sz="1" w:space="0" w:color="D7B8EA"/>
+              <w:left w:val="single" w:sz="1" w:space="0" w:color="D7B8EA"/>
+              <w:bottom w:val="single" w:sz="1" w:space="0" w:color="D7B8EA"/>
+              <w:right w:val="single" w:sz="1" w:space="0" w:color="D7B8EA"/>
+            </w:tcBorders>
+            <w:shd w:val="clear" w:color="auto" w:fill="F9F3FC"/>
+            <w:tcMar>
+              <w:top w:w="80" w:type="dxa"/>
+              <w:left w:w="120" w:type="dxa"/>
+              <w:bottom w:w="80" w:type="dxa"/>
+              <w:right w:w="120" w:type="dxa"/>
+            </w:tcMar>
+            <w:vAlign w:val="center"/>
+          </w:tcPr>
+          <w:p>
+            <w:pPr>
+              <w:pStyle w:val="ListParagraph"/>
+              <w:numPr>
+                <w:ilvl w:val="0"/>
+                <w:numId w:val="7"/>
+              </w:numPr>
+            </w:pPr>
+            <w:r>
+              <w:t>Click on Register Technician on the Admin dashboard.</w:t>
+            </w:r>
+          </w:p>
+          <w:p>
+            <w:pPr>
+              <w:pStyle w:val="ListParagraph"/>
+              <w:numPr>
+                <w:ilvl w:val="0"/>
+                <w:numId w:val="7"/>
+              </w:numPr>
+            </w:pPr>
+            <w:r>
+              <w:t xml:space="preserve">Click on the </w:t>
+            </w:r>
+            <w:r>
+              <w:rPr>
+                <w:b/>
+                <w:bCs/>
+              </w:rPr>
+              <w:t xml:space="preserve">Technician Name/Email </w:t>
+            </w:r>
+            <w:r>
+              <w:t>field.</w:t>
+            </w:r>
+          </w:p>
+          <w:p>
+            <w:pPr>
+              <w:pStyle w:val="ListParagraph"/>
+              <w:numPr>
+                <w:ilvl w:val="0"/>
+                <w:numId w:val="7"/>
+              </w:numPr>
+            </w:pPr>
+            <w:r>
+              <w:t>Enter 12345.</w:t>
+            </w:r>
+          </w:p>
+          <w:p>
+            <w:pPr>
+              <w:pStyle w:val="ListParagraph"/>
+              <w:numPr>
+                <w:ilvl w:val="0"/>
+                <w:numId w:val="7"/>
+              </w:numPr>
+            </w:pPr>
+            <w:r>
+              <w:t>Click Save/Submit</w:t>
+            </w:r>
+            <w:r>
+              <w:t>.</w:t>
+            </w:r>
+          </w:p>
+        </w:tc>
+        <w:tc>
+          <w:tcPr>
+            <w:tcW w:w="1012" w:type="dxa"/>
+            <w:shd w:val="clear" w:color="auto" w:fill="F9F3FC"/>
+            <w:vAlign w:val="center"/>
+          </w:tcPr>
+          <w:p>
+            <w:pPr>
+              <w:jc w:val="center"/>
+              <w:rPr>
+                <w:color w:val="2C2C2C"/>
+                <w:sz w:val="19"/>
+                <w:szCs w:val="19"/>
+              </w:rPr>
+            </w:pPr>
+            <w:r>
+              <w:rPr>
+                <w:color w:val="2C2C2C"/>
+                <w:sz w:val="19"/>
+                <w:szCs w:val="19"/>
+              </w:rPr>
+              <w:t>Invalid Technician Details</w:t>
+            </w:r>
+          </w:p>
+        </w:tc>
+        <w:tc>
+          <w:tcPr>
+            <w:tcW w:w="1296" w:type="dxa"/>
+            <w:tcBorders>
+              <w:top w:val="single" w:sz="1" w:space="0" w:color="D7B8EA"/>
+              <w:left w:val="single" w:sz="1" w:space="0" w:color="D7B8EA"/>
+              <w:bottom w:val="single" w:sz="1" w:space="0" w:color="D7B8EA"/>
+              <w:right w:val="single" w:sz="1" w:space="0" w:color="D7B8EA"/>
+            </w:tcBorders>
+            <w:shd w:val="clear" w:color="auto" w:fill="F9F3FC"/>
+            <w:tcMar>
+              <w:top w:w="80" w:type="dxa"/>
+              <w:left w:w="120" w:type="dxa"/>
+              <w:bottom w:w="80" w:type="dxa"/>
+              <w:right w:w="120" w:type="dxa"/>
+            </w:tcMar>
+            <w:vAlign w:val="center"/>
+          </w:tcPr>
+          <w:p>
+            <w:pPr>
+              <w:jc w:val="center"/>
+            </w:pPr>
+            <w:r>
+              <w:rPr>
+                <w:color w:val="2C2C2C"/>
+                <w:sz w:val="19"/>
+                <w:szCs w:val="19"/>
+              </w:rPr>
+              <w:t>Technician</w:t>
+            </w:r>
+            <w:r>
+              <w:rPr>
+                <w:color w:val="2C2C2C"/>
+                <w:sz w:val="19"/>
+                <w:szCs w:val="19"/>
+              </w:rPr>
+              <w:t xml:space="preserve"> Added Successfully</w:t>
+            </w:r>
+          </w:p>
+        </w:tc>
+        <w:tc>
+          <w:tcPr>
+            <w:tcW w:w="1019" w:type="dxa"/>
+            <w:tcBorders>
+              <w:top w:val="single" w:sz="1" w:space="0" w:color="D7B8EA"/>
+              <w:left w:val="single" w:sz="1" w:space="0" w:color="D7B8EA"/>
+              <w:bottom w:val="single" w:sz="1" w:space="0" w:color="D7B8EA"/>
+              <w:right w:val="single" w:sz="1" w:space="0" w:color="D7B8EA"/>
+            </w:tcBorders>
+            <w:shd w:val="clear" w:color="auto" w:fill="E2EFDA"/>
+            <w:tcMar>
+              <w:top w:w="80" w:type="dxa"/>
+              <w:left w:w="120" w:type="dxa"/>
+              <w:bottom w:w="80" w:type="dxa"/>
+              <w:right w:w="120" w:type="dxa"/>
+            </w:tcMar>
+            <w:vAlign w:val="center"/>
+          </w:tcPr>
+          <w:p>
+            <w:pPr>
+              <w:jc w:val="center"/>
+            </w:pPr>
+            <w:r>
+              <w:rPr>
+                <w:b/>
+                <w:bCs/>
+                <w:color w:val="375623"/>
+                <w:sz w:val="19"/>
+                <w:szCs w:val="19"/>
+              </w:rPr>
+              <w:t>Low</w:t>
+            </w:r>
+          </w:p>
+        </w:tc>
+        <w:tc>
+          <w:tcPr>
+            <w:tcW w:w="1991" w:type="dxa"/>
+            <w:tcBorders>
+              <w:top w:val="single" w:sz="1" w:space="0" w:color="D7B8EA"/>
+              <w:left w:val="single" w:sz="1" w:space="0" w:color="D7B8EA"/>
+              <w:bottom w:val="single" w:sz="1" w:space="0" w:color="D7B8EA"/>
+              <w:right w:val="single" w:sz="1" w:space="0" w:color="D7B8EA"/>
+            </w:tcBorders>
+            <w:shd w:val="clear" w:color="auto" w:fill="F9F3FC"/>
+            <w:tcMar>
+              <w:top w:w="80" w:type="dxa"/>
+              <w:left w:w="120" w:type="dxa"/>
+              <w:bottom w:w="80" w:type="dxa"/>
+              <w:right w:w="120" w:type="dxa"/>
+            </w:tcMar>
+            <w:vAlign w:val="center"/>
+          </w:tcPr>
+          <w:p>
+            <w:r>
+              <w:t xml:space="preserve">Apply regex validation to ensure that </w:t>
+            </w:r>
+            <w:r>
+              <w:t>technician</w:t>
+            </w:r>
+            <w:r>
+              <w:t xml:space="preserve"> details are not numeric</w:t>
+            </w:r>
+            <w:r>
+              <w:t>.</w:t>
+            </w:r>
+          </w:p>
+        </w:tc>
+      </w:tr>
+      <w:tr>
+        <w:trPr>
+          <w:trHeight w:val="912"/>
+        </w:trPr>
+        <w:tc>
+          <w:tcPr>
+            <w:tcW w:w="630" w:type="dxa"/>
+            <w:tcBorders>
+              <w:top w:val="single" w:sz="1" w:space="0" w:color="D7B8EA"/>
+              <w:left w:val="single" w:sz="1" w:space="0" w:color="D7B8EA"/>
+              <w:bottom w:val="single" w:sz="1" w:space="0" w:color="D7B8EA"/>
+              <w:right w:val="single" w:sz="1" w:space="0" w:color="D7B8EA"/>
+            </w:tcBorders>
+            <w:shd w:val="clear" w:color="auto" w:fill="EFE5F5"/>
+            <w:tcMar>
+              <w:top w:w="80" w:type="dxa"/>
+              <w:left w:w="120" w:type="dxa"/>
+              <w:bottom w:w="80" w:type="dxa"/>
+              <w:right w:w="120" w:type="dxa"/>
+            </w:tcMar>
+            <w:vAlign w:val="center"/>
+          </w:tcPr>
+          <w:p>
+            <w:pPr>
+              <w:jc w:val="center"/>
+              <w:rPr>
+                <w:b/>
+                <w:bCs/>
+                <w:color w:val="2C2C2C"/>
+                <w:sz w:val="19"/>
+                <w:szCs w:val="19"/>
+              </w:rPr>
+            </w:pPr>
+            <w:r>
+              <w:rPr>
+                <w:b/>
+                <w:bCs/>
+                <w:color w:val="2C2C2C"/>
+                <w:sz w:val="19"/>
+                <w:szCs w:val="19"/>
+              </w:rPr>
+              <w:t>3</w:t>
+            </w:r>
+          </w:p>
+        </w:tc>
+        <w:tc>
+          <w:tcPr>
+            <w:tcW w:w="2487" w:type="dxa"/>
+            <w:tcBorders>
+              <w:top w:val="single" w:sz="1" w:space="0" w:color="D7B8EA"/>
+              <w:left w:val="single" w:sz="1" w:space="0" w:color="D7B8EA"/>
+              <w:bottom w:val="single" w:sz="1" w:space="0" w:color="D7B8EA"/>
+              <w:right w:val="single" w:sz="1" w:space="0" w:color="D7B8EA"/>
+            </w:tcBorders>
+            <w:shd w:val="clear" w:color="auto" w:fill="F9F3FC"/>
+            <w:tcMar>
+              <w:top w:w="80" w:type="dxa"/>
+              <w:left w:w="120" w:type="dxa"/>
+              <w:bottom w:w="80" w:type="dxa"/>
+              <w:right w:w="120" w:type="dxa"/>
+            </w:tcMar>
+            <w:vAlign w:val="center"/>
+          </w:tcPr>
+          <w:p>
+            <w:pPr>
+              <w:rPr>
+                <w:color w:val="2C2C2C"/>
+                <w:sz w:val="19"/>
+                <w:szCs w:val="19"/>
+              </w:rPr>
+            </w:pPr>
+            <w:r>
+              <w:rPr>
+                <w:color w:val="2C2C2C"/>
+                <w:sz w:val="19"/>
+                <w:szCs w:val="19"/>
+              </w:rPr>
+              <w:t>Password field accepts weak passwords without enforcing minimum strength requirements.</w:t>
+            </w:r>
+          </w:p>
+        </w:tc>
+        <w:tc>
+          <w:tcPr>
+            <w:tcW w:w="3189" w:type="dxa"/>
+            <w:tcBorders>
+              <w:top w:val="single" w:sz="1" w:space="0" w:color="D7B8EA"/>
+              <w:left w:val="single" w:sz="1" w:space="0" w:color="D7B8EA"/>
+              <w:bottom w:val="single" w:sz="1" w:space="0" w:color="D7B8EA"/>
+              <w:right w:val="single" w:sz="1" w:space="0" w:color="D7B8EA"/>
+            </w:tcBorders>
+            <w:shd w:val="clear" w:color="auto" w:fill="F9F3FC"/>
+            <w:tcMar>
+              <w:top w:w="80" w:type="dxa"/>
+              <w:left w:w="120" w:type="dxa"/>
+              <w:bottom w:w="80" w:type="dxa"/>
+              <w:right w:w="120" w:type="dxa"/>
+            </w:tcMar>
+            <w:vAlign w:val="center"/>
+          </w:tcPr>
+          <w:p>
+            <w:pPr>
+              <w:pStyle w:val="ListParagraph"/>
+              <w:numPr>
+                <w:ilvl w:val="0"/>
+                <w:numId w:val="9"/>
+              </w:numPr>
+              <w:rPr>
+                <w:color w:val="2C2C2C"/>
+                <w:sz w:val="19"/>
+                <w:szCs w:val="19"/>
+              </w:rPr>
+            </w:pPr>
+            <w:r>
+              <w:rPr>
+                <w:color w:val="2C2C2C"/>
+                <w:sz w:val="19"/>
+                <w:szCs w:val="19"/>
+              </w:rPr>
+              <w:t>Click on Register Technician on the Admin dashboard or Update details on the Technician dashboard.</w:t>
+            </w:r>
+          </w:p>
+          <w:p>
+            <w:pPr>
+              <w:pStyle w:val="ListParagraph"/>
+              <w:numPr>
+                <w:ilvl w:val="0"/>
+                <w:numId w:val="9"/>
+              </w:numPr>
+              <w:rPr>
+                <w:color w:val="2C2C2C"/>
+                <w:sz w:val="19"/>
+                <w:szCs w:val="19"/>
+              </w:rPr>
+            </w:pPr>
+            <w:r>
+              <w:rPr>
+                <w:color w:val="2C2C2C"/>
+                <w:sz w:val="19"/>
+                <w:szCs w:val="19"/>
+              </w:rPr>
+              <w:t xml:space="preserve">Click on </w:t>
+            </w:r>
+            <w:r>
+              <w:rPr>
+                <w:b/>
+                <w:bCs/>
+                <w:color w:val="2C2C2C"/>
+                <w:sz w:val="19"/>
+                <w:szCs w:val="19"/>
+              </w:rPr>
+              <w:t>Password</w:t>
+            </w:r>
+            <w:r>
+              <w:rPr>
+                <w:color w:val="2C2C2C"/>
+                <w:sz w:val="19"/>
+                <w:szCs w:val="19"/>
+              </w:rPr>
+              <w:t xml:space="preserve"> field.</w:t>
+            </w:r>
+          </w:p>
+          <w:p>
+            <w:pPr>
+              <w:pStyle w:val="ListParagraph"/>
+              <w:numPr>
+                <w:ilvl w:val="0"/>
+                <w:numId w:val="9"/>
+              </w:numPr>
+              <w:rPr>
+                <w:color w:val="2C2C2C"/>
+                <w:sz w:val="19"/>
+                <w:szCs w:val="19"/>
+              </w:rPr>
+            </w:pPr>
+            <w:r>
+              <w:rPr>
+                <w:color w:val="2C2C2C"/>
+                <w:sz w:val="19"/>
+                <w:szCs w:val="19"/>
+              </w:rPr>
+              <w:t>Enter 123.</w:t>
+            </w:r>
+          </w:p>
+          <w:p>
+            <w:pPr>
+              <w:pStyle w:val="ListParagraph"/>
+              <w:numPr>
+                <w:ilvl w:val="0"/>
+                <w:numId w:val="9"/>
+              </w:numPr>
+              <w:rPr>
+                <w:color w:val="2C2C2C"/>
+                <w:sz w:val="19"/>
+                <w:szCs w:val="19"/>
+              </w:rPr>
+            </w:pPr>
+            <w:r>
+              <w:rPr>
+                <w:color w:val="2C2C2C"/>
+                <w:sz w:val="19"/>
+                <w:szCs w:val="19"/>
+              </w:rPr>
+              <w:t>Click Save/Submit.</w:t>
+            </w:r>
+          </w:p>
+        </w:tc>
+        <w:tc>
+          <w:tcPr>
+            <w:tcW w:w="1012" w:type="dxa"/>
+            <w:shd w:val="clear" w:color="auto" w:fill="F9F3FC"/>
+            <w:vAlign w:val="center"/>
+          </w:tcPr>
+          <w:p>
+            <w:pPr>
+              <w:jc w:val="center"/>
+              <w:rPr>
+                <w:color w:val="2C2C2C"/>
+                <w:sz w:val="19"/>
+                <w:szCs w:val="19"/>
+              </w:rPr>
+            </w:pPr>
+            <w:r>
+              <w:rPr>
+                <w:color w:val="2C2C2C"/>
+                <w:sz w:val="19"/>
+                <w:szCs w:val="19"/>
+              </w:rPr>
+              <w:t>Technician addition failed</w:t>
+            </w:r>
+          </w:p>
+        </w:tc>
+        <w:tc>
+          <w:tcPr>
+            <w:tcW w:w="1296" w:type="dxa"/>
+            <w:tcBorders>
+              <w:top w:val="single" w:sz="1" w:space="0" w:color="D7B8EA"/>
+              <w:left w:val="single" w:sz="1" w:space="0" w:color="D7B8EA"/>
+              <w:bottom w:val="single" w:sz="1" w:space="0" w:color="D7B8EA"/>
+              <w:right w:val="single" w:sz="1" w:space="0" w:color="D7B8EA"/>
+            </w:tcBorders>
+            <w:shd w:val="clear" w:color="auto" w:fill="F9F3FC"/>
+            <w:tcMar>
+              <w:top w:w="80" w:type="dxa"/>
+              <w:left w:w="120" w:type="dxa"/>
+              <w:bottom w:w="80" w:type="dxa"/>
+              <w:right w:w="120" w:type="dxa"/>
+            </w:tcMar>
+            <w:vAlign w:val="center"/>
+          </w:tcPr>
+          <w:p>
+            <w:pPr>
+              <w:jc w:val="center"/>
+              <w:rPr>
+                <w:color w:val="2C2C2C"/>
+                <w:sz w:val="19"/>
+                <w:szCs w:val="19"/>
+              </w:rPr>
+            </w:pPr>
+            <w:r>
+              <w:rPr>
+                <w:color w:val="2C2C2C"/>
+                <w:sz w:val="19"/>
+                <w:szCs w:val="19"/>
+              </w:rPr>
+              <w:t>Technician Added Successfully</w:t>
+            </w:r>
+          </w:p>
+        </w:tc>
+        <w:tc>
+          <w:tcPr>
+            <w:tcW w:w="1019" w:type="dxa"/>
+            <w:tcBorders>
+              <w:top w:val="single" w:sz="1" w:space="0" w:color="D7B8EA"/>
+              <w:left w:val="single" w:sz="1" w:space="0" w:color="D7B8EA"/>
+              <w:bottom w:val="single" w:sz="1" w:space="0" w:color="D7B8EA"/>
+              <w:right w:val="single" w:sz="1" w:space="0" w:color="D7B8EA"/>
+            </w:tcBorders>
+            <w:shd w:val="clear" w:color="auto" w:fill="E2EFDA"/>
+            <w:tcMar>
+              <w:top w:w="80" w:type="dxa"/>
+              <w:left w:w="120" w:type="dxa"/>
+              <w:bottom w:w="80" w:type="dxa"/>
+              <w:right w:w="120" w:type="dxa"/>
+            </w:tcMar>
+            <w:vAlign w:val="center"/>
+          </w:tcPr>
+          <w:p>
+            <w:pPr>
+              <w:jc w:val="center"/>
+              <w:rPr>
+                <w:b/>
+                <w:bCs/>
+                <w:color w:val="375623"/>
+                <w:sz w:val="19"/>
+                <w:szCs w:val="19"/>
+              </w:rPr>
+            </w:pPr>
+            <w:r>
+              <w:rPr>
+                <w:b/>
+                <w:bCs/>
+                <w:color w:val="375623"/>
+                <w:sz w:val="19"/>
+                <w:szCs w:val="19"/>
+              </w:rPr>
+              <w:t>Medium</w:t>
+            </w:r>
+          </w:p>
+        </w:tc>
+        <w:tc>
+          <w:tcPr>
+            <w:tcW w:w="1991" w:type="dxa"/>
+            <w:tcBorders>
+              <w:top w:val="single" w:sz="1" w:space="0" w:color="D7B8EA"/>
+              <w:left w:val="single" w:sz="1" w:space="0" w:color="D7B8EA"/>
+              <w:bottom w:val="single" w:sz="1" w:space="0" w:color="D7B8EA"/>
+              <w:right w:val="single" w:sz="1" w:space="0" w:color="D7B8EA"/>
+            </w:tcBorders>
+            <w:shd w:val="clear" w:color="auto" w:fill="F9F3FC"/>
+            <w:tcMar>
+              <w:top w:w="80" w:type="dxa"/>
+              <w:left w:w="120" w:type="dxa"/>
+              <w:bottom w:w="80" w:type="dxa"/>
+              <w:right w:w="120" w:type="dxa"/>
+            </w:tcMar>
+            <w:vAlign w:val="center"/>
+          </w:tcPr>
+          <w:p>
+            <w:pPr>
+              <w:rPr>
+                <w:color w:val="2C2C2C"/>
+                <w:sz w:val="19"/>
+                <w:szCs w:val="19"/>
+              </w:rPr>
+            </w:pPr>
+            <w:r>
+              <w:rPr>
+                <w:color w:val="2C2C2C"/>
+                <w:sz w:val="19"/>
+                <w:szCs w:val="19"/>
+              </w:rPr>
+              <w:t>Enforce minimum strength requirements such as at least one capital letter, etc.</w:t>
             </w:r>
           </w:p>
         </w:tc>
@@ -7770,7 +8538,7 @@
 </file>
 
 <file path=word/endnotes.xml><?xml version="1.0" encoding="utf-8"?>
-<w:endnotes xmlns:wpc="http://schemas.microsoft.com/office/word/2010/wordprocessingCanvas" xmlns:cx="http://schemas.microsoft.com/office/drawing/2014/chartex" xmlns:cx1="http://schemas.microsoft.com/office/drawing/2015/9/8/chartex" xmlns:cx2="http://schemas.microsoft.com/office/drawing/2015/10/21/chartex" xmlns:cx3="http://schemas.microsoft.com/office/drawing/2016/5/9/chartex" xmlns:cx4="http://schemas.microsoft.com/office/drawing/2016/5/10/chartex" xmlns:cx5="http://schemas.microsoft.com/office/drawing/2016/5/11/chartex" xmlns:cx6="http://schemas.microsoft.com/office/drawing/2016/5/12/chartex" xmlns:cx7="http://schemas.microsoft.com/office/drawing/2016/5/13/chartex" xmlns:cx8="http://schemas.microsoft.com/office/drawing/2016/5/14/chartex" xmlns:mc="http://schemas.openxmlformats.org/markup-compatibility/2006" xmlns:aink="http://schemas.microsoft.com/office/drawing/2016/ink" xmlns:am3d="http://schemas.microsoft.com/office/drawing/2017/model3d" xmlns:o="urn:schemas-microsoft-com:office:office" xmlns:oel="http://schemas.microsoft.com/office/2019/extlst" xmlns:r="http://schemas.openxmlformats.org/officeDocument/2006/relationships" xmlns:m="http://schemas.openxmlformats.org/officeDocument/2006/math" xmlns:v="urn:schemas-microsoft-com:vml" xmlns:wp14="http://schemas.microsoft.com/office/word/2010/wordprocessingDrawing" xmlns:wp="http://schemas.openxmlformats.org/drawingml/2006/wordprocessingDrawing" xmlns:w10="urn:schemas-microsoft-com:office:word" xmlns:w="http://schemas.openxmlformats.org/wordprocessingml/2006/main" xmlns:w14="http://schemas.microsoft.com/office/word/2010/wordml" xmlns:w15="http://schemas.microsoft.com/office/word/2012/wordml" xmlns:w16cex="http://schemas.microsoft.com/office/word/2018/wordml/cex" xmlns:w16cid="http://schemas.microsoft.com/office/word/2016/wordml/cid" xmlns:w16="http://schemas.microsoft.com/office/word/2018/wordml" xmlns:w16sdtdh="http://schemas.microsoft.com/office/word/2020/wordml/sdtdatahash" xmlns:w16se="http://schemas.microsoft.com/office/word/2015/wordml/symex" xmlns:wpg="http://schemas.microsoft.com/office/word/2010/wordprocessingGroup" xmlns:wpi="http://schemas.microsoft.com/office/word/2010/wordprocessingInk" xmlns:wne="http://schemas.microsoft.com/office/word/2006/wordml" xmlns:wps="http://schemas.microsoft.com/office/word/2010/wordprocessingShape" mc:Ignorable="w14 w15 w16se w16cid w16 w16cex w16sdtdh wp14">
+<w:endnotes xmlns:wpc="http://schemas.microsoft.com/office/word/2010/wordprocessingCanvas" xmlns:cx="http://schemas.microsoft.com/office/drawing/2014/chartex" xmlns:cx1="http://schemas.microsoft.com/office/drawing/2015/9/8/chartex" xmlns:cx2="http://schemas.microsoft.com/office/drawing/2015/10/21/chartex" xmlns:cx3="http://schemas.microsoft.com/office/drawing/2016/5/9/chartex" xmlns:cx4="http://schemas.microsoft.com/office/drawing/2016/5/10/chartex" xmlns:cx5="http://schemas.microsoft.com/office/drawing/2016/5/11/chartex" xmlns:cx6="http://schemas.microsoft.com/office/drawing/2016/5/12/chartex" xmlns:cx7="http://schemas.microsoft.com/office/drawing/2016/5/13/chartex" xmlns:cx8="http://schemas.microsoft.com/office/drawing/2016/5/14/chartex" xmlns:mc="http://schemas.openxmlformats.org/markup-compatibility/2006" xmlns:aink="http://schemas.microsoft.com/office/drawing/2016/ink" xmlns:am3d="http://schemas.microsoft.com/office/drawing/2017/model3d" xmlns:o="urn:schemas-microsoft-com:office:office" xmlns:oel="http://schemas.microsoft.com/office/2019/extlst" xmlns:r="http://schemas.openxmlformats.org/officeDocument/2006/relationships" xmlns:m="http://schemas.openxmlformats.org/officeDocument/2006/math" xmlns:v="urn:schemas-microsoft-com:vml" xmlns:wp14="http://schemas.microsoft.com/office/word/2010/wordprocessingDrawing" xmlns:wp="http://schemas.openxmlformats.org/drawingml/2006/wordprocessingDrawing" xmlns:w10="urn:schemas-microsoft-com:office:word" xmlns:w="http://schemas.openxmlformats.org/wordprocessingml/2006/main" xmlns:w14="http://schemas.microsoft.com/office/word/2010/wordml" xmlns:w15="http://schemas.microsoft.com/office/word/2012/wordml" xmlns:w16cex="http://schemas.microsoft.com/office/word/2018/wordml/cex" xmlns:w16cid="http://schemas.microsoft.com/office/word/2016/wordml/cid" xmlns:w16="http://schemas.microsoft.com/office/word/2018/wordml" xmlns:w16du="http://schemas.microsoft.com/office/word/2023/wordml/word16du" xmlns:w16sdtdh="http://schemas.microsoft.com/office/word/2020/wordml/sdtdatahash" xmlns:w16sdtfl="http://schemas.microsoft.com/office/word/2024/wordml/sdtformatlock" xmlns:w16se="http://schemas.microsoft.com/office/word/2015/wordml/symex" xmlns:wpg="http://schemas.microsoft.com/office/word/2010/wordprocessingGroup" xmlns:wpi="http://schemas.microsoft.com/office/word/2010/wordprocessingInk" xmlns:wne="http://schemas.microsoft.com/office/word/2006/wordml" xmlns:wps="http://schemas.microsoft.com/office/word/2010/wordprocessingShape" mc:Ignorable="w14 w15 w16se w16cid w16 w16cex w16sdtdh w16sdtfl w16du wp14">
   <w:endnote w:type="separator" w:id="-1">
     <w:p>
       <w:r>
@@ -7789,7 +8557,7 @@
 </file>
 
 <file path=word/footer1.xml><?xml version="1.0" encoding="utf-8"?>
-<w:ftr xmlns:wpc="http://schemas.microsoft.com/office/word/2010/wordprocessingCanvas" xmlns:cx="http://schemas.microsoft.com/office/drawing/2014/chartex" xmlns:cx1="http://schemas.microsoft.com/office/drawing/2015/9/8/chartex" xmlns:cx2="http://schemas.microsoft.com/office/drawing/2015/10/21/chartex" xmlns:cx3="http://schemas.microsoft.com/office/drawing/2016/5/9/chartex" xmlns:cx4="http://schemas.microsoft.com/office/drawing/2016/5/10/chartex" xmlns:cx5="http://schemas.microsoft.com/office/drawing/2016/5/11/chartex" xmlns:cx6="http://schemas.microsoft.com/office/drawing/2016/5/12/chartex" xmlns:cx7="http://schemas.microsoft.com/office/drawing/2016/5/13/chartex" xmlns:cx8="http://schemas.microsoft.com/office/drawing/2016/5/14/chartex" xmlns:mc="http://schemas.openxmlformats.org/markup-compatibility/2006" xmlns:aink="http://schemas.microsoft.com/office/drawing/2016/ink" xmlns:am3d="http://schemas.microsoft.com/office/drawing/2017/model3d" xmlns:o="urn:schemas-microsoft-com:office:office" xmlns:oel="http://schemas.microsoft.com/office/2019/extlst" xmlns:r="http://schemas.openxmlformats.org/officeDocument/2006/relationships" xmlns:m="http://schemas.openxmlformats.org/officeDocument/2006/math" xmlns:v="urn:schemas-microsoft-com:vml" xmlns:wp14="http://schemas.microsoft.com/office/word/2010/wordprocessingDrawing" xmlns:wp="http://schemas.openxmlformats.org/drawingml/2006/wordprocessingDrawing" xmlns:w10="urn:schemas-microsoft-com:office:word" xmlns:w="http://schemas.openxmlformats.org/wordprocessingml/2006/main" xmlns:w14="http://schemas.microsoft.com/office/word/2010/wordml" xmlns:w15="http://schemas.microsoft.com/office/word/2012/wordml" xmlns:w16cex="http://schemas.microsoft.com/office/word/2018/wordml/cex" xmlns:w16cid="http://schemas.microsoft.com/office/word/2016/wordml/cid" xmlns:w16="http://schemas.microsoft.com/office/word/2018/wordml" xmlns:w16sdtdh="http://schemas.microsoft.com/office/word/2020/wordml/sdtdatahash" xmlns:w16se="http://schemas.microsoft.com/office/word/2015/wordml/symex" xmlns:wpg="http://schemas.microsoft.com/office/word/2010/wordprocessingGroup" xmlns:wpi="http://schemas.microsoft.com/office/word/2010/wordprocessingInk" xmlns:wne="http://schemas.microsoft.com/office/word/2006/wordml" xmlns:wps="http://schemas.microsoft.com/office/word/2010/wordprocessingShape" mc:Ignorable="w14 w15 w16se w16cid w16 w16cex w16sdtdh wp14">
+<w:ftr xmlns:wpc="http://schemas.microsoft.com/office/word/2010/wordprocessingCanvas" xmlns:cx="http://schemas.microsoft.com/office/drawing/2014/chartex" xmlns:cx1="http://schemas.microsoft.com/office/drawing/2015/9/8/chartex" xmlns:cx2="http://schemas.microsoft.com/office/drawing/2015/10/21/chartex" xmlns:cx3="http://schemas.microsoft.com/office/drawing/2016/5/9/chartex" xmlns:cx4="http://schemas.microsoft.com/office/drawing/2016/5/10/chartex" xmlns:cx5="http://schemas.microsoft.com/office/drawing/2016/5/11/chartex" xmlns:cx6="http://schemas.microsoft.com/office/drawing/2016/5/12/chartex" xmlns:cx7="http://schemas.microsoft.com/office/drawing/2016/5/13/chartex" xmlns:cx8="http://schemas.microsoft.com/office/drawing/2016/5/14/chartex" xmlns:mc="http://schemas.openxmlformats.org/markup-compatibility/2006" xmlns:aink="http://schemas.microsoft.com/office/drawing/2016/ink" xmlns:am3d="http://schemas.microsoft.com/office/drawing/2017/model3d" xmlns:o="urn:schemas-microsoft-com:office:office" xmlns:oel="http://schemas.microsoft.com/office/2019/extlst" xmlns:r="http://schemas.openxmlformats.org/officeDocument/2006/relationships" xmlns:m="http://schemas.openxmlformats.org/officeDocument/2006/math" xmlns:v="urn:schemas-microsoft-com:vml" xmlns:wp14="http://schemas.microsoft.com/office/word/2010/wordprocessingDrawing" xmlns:wp="http://schemas.openxmlformats.org/drawingml/2006/wordprocessingDrawing" xmlns:w10="urn:schemas-microsoft-com:office:word" xmlns:w="http://schemas.openxmlformats.org/wordprocessingml/2006/main" xmlns:w14="http://schemas.microsoft.com/office/word/2010/wordml" xmlns:w15="http://schemas.microsoft.com/office/word/2012/wordml" xmlns:w16cex="http://schemas.microsoft.com/office/word/2018/wordml/cex" xmlns:w16cid="http://schemas.microsoft.com/office/word/2016/wordml/cid" xmlns:w16="http://schemas.microsoft.com/office/word/2018/wordml" xmlns:w16du="http://schemas.microsoft.com/office/word/2023/wordml/word16du" xmlns:w16sdtdh="http://schemas.microsoft.com/office/word/2020/wordml/sdtdatahash" xmlns:w16sdtfl="http://schemas.microsoft.com/office/word/2024/wordml/sdtformatlock" xmlns:w16se="http://schemas.microsoft.com/office/word/2015/wordml/symex" xmlns:wpg="http://schemas.microsoft.com/office/word/2010/wordprocessingGroup" xmlns:wpi="http://schemas.microsoft.com/office/word/2010/wordprocessingInk" xmlns:wne="http://schemas.microsoft.com/office/word/2006/wordml" xmlns:wps="http://schemas.microsoft.com/office/word/2010/wordprocessingShape" mc:Ignorable="w14 w15 w16se w16cid w16 w16cex w16sdtdh w16sdtfl w16du wp14">
   <w:p>
     <w:pPr>
       <w:pBdr>
@@ -7807,13 +8575,6 @@
         <w:szCs w:val="18"/>
       </w:rPr>
       <w:tab/>
-    </w:r>
-    <w:r>
-      <w:rPr>
-        <w:color w:val="888888"/>
-        <w:sz w:val="18"/>
-        <w:szCs w:val="18"/>
-      </w:rPr>
       <w:t xml:space="preserve">Page </w:t>
     </w:r>
     <w:r>
@@ -7829,7 +8590,7 @@
 </file>
 
 <file path=word/footnotes.xml><?xml version="1.0" encoding="utf-8"?>
-<w:footnotes xmlns:wpc="http://schemas.microsoft.com/office/word/2010/wordprocessingCanvas" xmlns:cx="http://schemas.microsoft.com/office/drawing/2014/chartex" xmlns:cx1="http://schemas.microsoft.com/office/drawing/2015/9/8/chartex" xmlns:cx2="http://schemas.microsoft.com/office/drawing/2015/10/21/chartex" xmlns:cx3="http://schemas.microsoft.com/office/drawing/2016/5/9/chartex" xmlns:cx4="http://schemas.microsoft.com/office/drawing/2016/5/10/chartex" xmlns:cx5="http://schemas.microsoft.com/office/drawing/2016/5/11/chartex" xmlns:cx6="http://schemas.microsoft.com/office/drawing/2016/5/12/chartex" xmlns:cx7="http://schemas.microsoft.com/office/drawing/2016/5/13/chartex" xmlns:cx8="http://schemas.microsoft.com/office/drawing/2016/5/14/chartex" xmlns:mc="http://schemas.openxmlformats.org/markup-compatibility/2006" xmlns:aink="http://schemas.microsoft.com/office/drawing/2016/ink" xmlns:am3d="http://schemas.microsoft.com/office/drawing/2017/model3d" xmlns:o="urn:schemas-microsoft-com:office:office" xmlns:oel="http://schemas.microsoft.com/office/2019/extlst" xmlns:r="http://schemas.openxmlformats.org/officeDocument/2006/relationships" xmlns:m="http://schemas.openxmlformats.org/officeDocument/2006/math" xmlns:v="urn:schemas-microsoft-com:vml" xmlns:wp14="http://schemas.microsoft.com/office/word/2010/wordprocessingDrawing" xmlns:wp="http://schemas.openxmlformats.org/drawingml/2006/wordprocessingDrawing" xmlns:w10="urn:schemas-microsoft-com:office:word" xmlns:w="http://schemas.openxmlformats.org/wordprocessingml/2006/main" xmlns:w14="http://schemas.microsoft.com/office/word/2010/wordml" xmlns:w15="http://schemas.microsoft.com/office/word/2012/wordml" xmlns:w16cex="http://schemas.microsoft.com/office/word/2018/wordml/cex" xmlns:w16cid="http://schemas.microsoft.com/office/word/2016/wordml/cid" xmlns:w16="http://schemas.microsoft.com/office/word/2018/wordml" xmlns:w16sdtdh="http://schemas.microsoft.com/office/word/2020/wordml/sdtdatahash" xmlns:w16se="http://schemas.microsoft.com/office/word/2015/wordml/symex" xmlns:wpg="http://schemas.microsoft.com/office/word/2010/wordprocessingGroup" xmlns:wpi="http://schemas.microsoft.com/office/word/2010/wordprocessingInk" xmlns:wne="http://schemas.microsoft.com/office/word/2006/wordml" xmlns:wps="http://schemas.microsoft.com/office/word/2010/wordprocessingShape" mc:Ignorable="w14 w15 w16se w16cid w16 w16cex w16sdtdh wp14">
+<w:footnotes xmlns:wpc="http://schemas.microsoft.com/office/word/2010/wordprocessingCanvas" xmlns:cx="http://schemas.microsoft.com/office/drawing/2014/chartex" xmlns:cx1="http://schemas.microsoft.com/office/drawing/2015/9/8/chartex" xmlns:cx2="http://schemas.microsoft.com/office/drawing/2015/10/21/chartex" xmlns:cx3="http://schemas.microsoft.com/office/drawing/2016/5/9/chartex" xmlns:cx4="http://schemas.microsoft.com/office/drawing/2016/5/10/chartex" xmlns:cx5="http://schemas.microsoft.com/office/drawing/2016/5/11/chartex" xmlns:cx6="http://schemas.microsoft.com/office/drawing/2016/5/12/chartex" xmlns:cx7="http://schemas.microsoft.com/office/drawing/2016/5/13/chartex" xmlns:cx8="http://schemas.microsoft.com/office/drawing/2016/5/14/chartex" xmlns:mc="http://schemas.openxmlformats.org/markup-compatibility/2006" xmlns:aink="http://schemas.microsoft.com/office/drawing/2016/ink" xmlns:am3d="http://schemas.microsoft.com/office/drawing/2017/model3d" xmlns:o="urn:schemas-microsoft-com:office:office" xmlns:oel="http://schemas.microsoft.com/office/2019/extlst" xmlns:r="http://schemas.openxmlformats.org/officeDocument/2006/relationships" xmlns:m="http://schemas.openxmlformats.org/officeDocument/2006/math" xmlns:v="urn:schemas-microsoft-com:vml" xmlns:wp14="http://schemas.microsoft.com/office/word/2010/wordprocessingDrawing" xmlns:wp="http://schemas.openxmlformats.org/drawingml/2006/wordprocessingDrawing" xmlns:w10="urn:schemas-microsoft-com:office:word" xmlns:w="http://schemas.openxmlformats.org/wordprocessingml/2006/main" xmlns:w14="http://schemas.microsoft.com/office/word/2010/wordml" xmlns:w15="http://schemas.microsoft.com/office/word/2012/wordml" xmlns:w16cex="http://schemas.microsoft.com/office/word/2018/wordml/cex" xmlns:w16cid="http://schemas.microsoft.com/office/word/2016/wordml/cid" xmlns:w16="http://schemas.microsoft.com/office/word/2018/wordml" xmlns:w16du="http://schemas.microsoft.com/office/word/2023/wordml/word16du" xmlns:w16sdtdh="http://schemas.microsoft.com/office/word/2020/wordml/sdtdatahash" xmlns:w16sdtfl="http://schemas.microsoft.com/office/word/2024/wordml/sdtformatlock" xmlns:w16se="http://schemas.microsoft.com/office/word/2015/wordml/symex" xmlns:wpg="http://schemas.microsoft.com/office/word/2010/wordprocessingGroup" xmlns:wpi="http://schemas.microsoft.com/office/word/2010/wordprocessingInk" xmlns:wne="http://schemas.microsoft.com/office/word/2006/wordml" xmlns:wps="http://schemas.microsoft.com/office/word/2010/wordprocessingShape" mc:Ignorable="w14 w15 w16se w16cid w16 w16cex w16sdtdh w16sdtfl w16du wp14">
   <w:footnote w:type="separator" w:id="-1">
     <w:p>
       <w:r>
@@ -7848,7 +8609,7 @@
 </file>
 
 <file path=word/header1.xml><?xml version="1.0" encoding="utf-8"?>
-<w:hdr xmlns:wpc="http://schemas.microsoft.com/office/word/2010/wordprocessingCanvas" xmlns:cx="http://schemas.microsoft.com/office/drawing/2014/chartex" xmlns:cx1="http://schemas.microsoft.com/office/drawing/2015/9/8/chartex" xmlns:cx2="http://schemas.microsoft.com/office/drawing/2015/10/21/chartex" xmlns:cx3="http://schemas.microsoft.com/office/drawing/2016/5/9/chartex" xmlns:cx4="http://schemas.microsoft.com/office/drawing/2016/5/10/chartex" xmlns:cx5="http://schemas.microsoft.com/office/drawing/2016/5/11/chartex" xmlns:cx6="http://schemas.microsoft.com/office/drawing/2016/5/12/chartex" xmlns:cx7="http://schemas.microsoft.com/office/drawing/2016/5/13/chartex" xmlns:cx8="http://schemas.microsoft.com/office/drawing/2016/5/14/chartex" xmlns:mc="http://schemas.openxmlformats.org/markup-compatibility/2006" xmlns:aink="http://schemas.microsoft.com/office/drawing/2016/ink" xmlns:am3d="http://schemas.microsoft.com/office/drawing/2017/model3d" xmlns:o="urn:schemas-microsoft-com:office:office" xmlns:oel="http://schemas.microsoft.com/office/2019/extlst" xmlns:r="http://schemas.openxmlformats.org/officeDocument/2006/relationships" xmlns:m="http://schemas.openxmlformats.org/officeDocument/2006/math" xmlns:v="urn:schemas-microsoft-com:vml" xmlns:wp14="http://schemas.microsoft.com/office/word/2010/wordprocessingDrawing" xmlns:wp="http://schemas.openxmlformats.org/drawingml/2006/wordprocessingDrawing" xmlns:w10="urn:schemas-microsoft-com:office:word" xmlns:w="http://schemas.openxmlformats.org/wordprocessingml/2006/main" xmlns:w14="http://schemas.microsoft.com/office/word/2010/wordml" xmlns:w15="http://schemas.microsoft.com/office/word/2012/wordml" xmlns:w16cex="http://schemas.microsoft.com/office/word/2018/wordml/cex" xmlns:w16cid="http://schemas.microsoft.com/office/word/2016/wordml/cid" xmlns:w16="http://schemas.microsoft.com/office/word/2018/wordml" xmlns:w16sdtdh="http://schemas.microsoft.com/office/word/2020/wordml/sdtdatahash" xmlns:w16se="http://schemas.microsoft.com/office/word/2015/wordml/symex" xmlns:wpg="http://schemas.microsoft.com/office/word/2010/wordprocessingGroup" xmlns:wpi="http://schemas.microsoft.com/office/word/2010/wordprocessingInk" xmlns:wne="http://schemas.microsoft.com/office/word/2006/wordml" xmlns:wps="http://schemas.microsoft.com/office/word/2010/wordprocessingShape" mc:Ignorable="w14 w15 w16se w16cid w16 w16cex w16sdtdh wp14">
+<w:hdr xmlns:wpc="http://schemas.microsoft.com/office/word/2010/wordprocessingCanvas" xmlns:cx="http://schemas.microsoft.com/office/drawing/2014/chartex" xmlns:cx1="http://schemas.microsoft.com/office/drawing/2015/9/8/chartex" xmlns:cx2="http://schemas.microsoft.com/office/drawing/2015/10/21/chartex" xmlns:cx3="http://schemas.microsoft.com/office/drawing/2016/5/9/chartex" xmlns:cx4="http://schemas.microsoft.com/office/drawing/2016/5/10/chartex" xmlns:cx5="http://schemas.microsoft.com/office/drawing/2016/5/11/chartex" xmlns:cx6="http://schemas.microsoft.com/office/drawing/2016/5/12/chartex" xmlns:cx7="http://schemas.microsoft.com/office/drawing/2016/5/13/chartex" xmlns:cx8="http://schemas.microsoft.com/office/drawing/2016/5/14/chartex" xmlns:mc="http://schemas.openxmlformats.org/markup-compatibility/2006" xmlns:aink="http://schemas.microsoft.com/office/drawing/2016/ink" xmlns:am3d="http://schemas.microsoft.com/office/drawing/2017/model3d" xmlns:o="urn:schemas-microsoft-com:office:office" xmlns:oel="http://schemas.microsoft.com/office/2019/extlst" xmlns:r="http://schemas.openxmlformats.org/officeDocument/2006/relationships" xmlns:m="http://schemas.openxmlformats.org/officeDocument/2006/math" xmlns:v="urn:schemas-microsoft-com:vml" xmlns:wp14="http://schemas.microsoft.com/office/word/2010/wordprocessingDrawing" xmlns:wp="http://schemas.openxmlformats.org/drawingml/2006/wordprocessingDrawing" xmlns:w10="urn:schemas-microsoft-com:office:word" xmlns:w="http://schemas.openxmlformats.org/wordprocessingml/2006/main" xmlns:w14="http://schemas.microsoft.com/office/word/2010/wordml" xmlns:w15="http://schemas.microsoft.com/office/word/2012/wordml" xmlns:w16cex="http://schemas.microsoft.com/office/word/2018/wordml/cex" xmlns:w16cid="http://schemas.microsoft.com/office/word/2016/wordml/cid" xmlns:w16="http://schemas.microsoft.com/office/word/2018/wordml" xmlns:w16du="http://schemas.microsoft.com/office/word/2023/wordml/word16du" xmlns:w16sdtdh="http://schemas.microsoft.com/office/word/2020/wordml/sdtdatahash" xmlns:w16sdtfl="http://schemas.microsoft.com/office/word/2024/wordml/sdtformatlock" xmlns:w16se="http://schemas.microsoft.com/office/word/2015/wordml/symex" xmlns:wpg="http://schemas.microsoft.com/office/word/2010/wordprocessingGroup" xmlns:wpi="http://schemas.microsoft.com/office/word/2010/wordprocessingInk" xmlns:wne="http://schemas.microsoft.com/office/word/2006/wordml" xmlns:wps="http://schemas.microsoft.com/office/word/2010/wordprocessingShape" mc:Ignorable="w14 w15 w16se w16cid w16 w16cex w16sdtdh w16sdtfl w16du wp14">
   <w:p>
     <w:pPr>
       <w:pBdr>
@@ -7877,8 +8638,358 @@
 </file>
 
 <file path=word/numbering.xml><?xml version="1.0" encoding="utf-8"?>
-<w:numbering xmlns:wpc="http://schemas.microsoft.com/office/word/2010/wordprocessingCanvas" xmlns:cx="http://schemas.microsoft.com/office/drawing/2014/chartex" xmlns:cx1="http://schemas.microsoft.com/office/drawing/2015/9/8/chartex" xmlns:cx2="http://schemas.microsoft.com/office/drawing/2015/10/21/chartex" xmlns:cx3="http://schemas.microsoft.com/office/drawing/2016/5/9/chartex" xmlns:cx4="http://schemas.microsoft.com/office/drawing/2016/5/10/chartex" xmlns:cx5="http://schemas.microsoft.com/office/drawing/2016/5/11/chartex" xmlns:cx6="http://schemas.microsoft.com/office/drawing/2016/5/12/chartex" xmlns:cx7="http://schemas.microsoft.com/office/drawing/2016/5/13/chartex" xmlns:cx8="http://schemas.microsoft.com/office/drawing/2016/5/14/chartex" xmlns:mc="http://schemas.openxmlformats.org/markup-compatibility/2006" xmlns:aink="http://schemas.microsoft.com/office/drawing/2016/ink" xmlns:am3d="http://schemas.microsoft.com/office/drawing/2017/model3d" xmlns:o="urn:schemas-microsoft-com:office:office" xmlns:oel="http://schemas.microsoft.com/office/2019/extlst" xmlns:r="http://schemas.openxmlformats.org/officeDocument/2006/relationships" xmlns:m="http://schemas.openxmlformats.org/officeDocument/2006/math" xmlns:v="urn:schemas-microsoft-com:vml" xmlns:wp14="http://schemas.microsoft.com/office/word/2010/wordprocessingDrawing" xmlns:wp="http://schemas.openxmlformats.org/drawingml/2006/wordprocessingDrawing" xmlns:w10="urn:schemas-microsoft-com:office:word" xmlns:w="http://schemas.openxmlformats.org/wordprocessingml/2006/main" xmlns:w14="http://schemas.microsoft.com/office/word/2010/wordml" xmlns:w15="http://schemas.microsoft.com/office/word/2012/wordml" xmlns:w16cex="http://schemas.microsoft.com/office/word/2018/wordml/cex" xmlns:w16cid="http://schemas.microsoft.com/office/word/2016/wordml/cid" xmlns:w16="http://schemas.microsoft.com/office/word/2018/wordml" xmlns:w16sdtdh="http://schemas.microsoft.com/office/word/2020/wordml/sdtdatahash" xmlns:w16se="http://schemas.microsoft.com/office/word/2015/wordml/symex" xmlns:wpg="http://schemas.microsoft.com/office/word/2010/wordprocessingGroup" xmlns:wpi="http://schemas.microsoft.com/office/word/2010/wordprocessingInk" xmlns:wne="http://schemas.microsoft.com/office/word/2006/wordml" xmlns:wps="http://schemas.microsoft.com/office/word/2010/wordprocessingShape" mc:Ignorable="w14 w15 w16se w16cid w16 w16cex w16sdtdh wp14">
+<w:numbering xmlns:wpc="http://schemas.microsoft.com/office/word/2010/wordprocessingCanvas" xmlns:cx="http://schemas.microsoft.com/office/drawing/2014/chartex" xmlns:cx1="http://schemas.microsoft.com/office/drawing/2015/9/8/chartex" xmlns:cx2="http://schemas.microsoft.com/office/drawing/2015/10/21/chartex" xmlns:cx3="http://schemas.microsoft.com/office/drawing/2016/5/9/chartex" xmlns:cx4="http://schemas.microsoft.com/office/drawing/2016/5/10/chartex" xmlns:cx5="http://schemas.microsoft.com/office/drawing/2016/5/11/chartex" xmlns:cx6="http://schemas.microsoft.com/office/drawing/2016/5/12/chartex" xmlns:cx7="http://schemas.microsoft.com/office/drawing/2016/5/13/chartex" xmlns:cx8="http://schemas.microsoft.com/office/drawing/2016/5/14/chartex" xmlns:mc="http://schemas.openxmlformats.org/markup-compatibility/2006" xmlns:aink="http://schemas.microsoft.com/office/drawing/2016/ink" xmlns:am3d="http://schemas.microsoft.com/office/drawing/2017/model3d" xmlns:o="urn:schemas-microsoft-com:office:office" xmlns:oel="http://schemas.microsoft.com/office/2019/extlst" xmlns:r="http://schemas.openxmlformats.org/officeDocument/2006/relationships" xmlns:m="http://schemas.openxmlformats.org/officeDocument/2006/math" xmlns:v="urn:schemas-microsoft-com:vml" xmlns:wp14="http://schemas.microsoft.com/office/word/2010/wordprocessingDrawing" xmlns:wp="http://schemas.openxmlformats.org/drawingml/2006/wordprocessingDrawing" xmlns:w10="urn:schemas-microsoft-com:office:word" xmlns:w="http://schemas.openxmlformats.org/wordprocessingml/2006/main" xmlns:w14="http://schemas.microsoft.com/office/word/2010/wordml" xmlns:w15="http://schemas.microsoft.com/office/word/2012/wordml" xmlns:w16cex="http://schemas.microsoft.com/office/word/2018/wordml/cex" xmlns:w16cid="http://schemas.microsoft.com/office/word/2016/wordml/cid" xmlns:w16="http://schemas.microsoft.com/office/word/2018/wordml" xmlns:w16du="http://schemas.microsoft.com/office/word/2023/wordml/word16du" xmlns:w16sdtdh="http://schemas.microsoft.com/office/word/2020/wordml/sdtdatahash" xmlns:w16sdtfl="http://schemas.microsoft.com/office/word/2024/wordml/sdtformatlock" xmlns:w16se="http://schemas.microsoft.com/office/word/2015/wordml/symex" xmlns:wpg="http://schemas.microsoft.com/office/word/2010/wordprocessingGroup" xmlns:wpi="http://schemas.microsoft.com/office/word/2010/wordprocessingInk" xmlns:wne="http://schemas.microsoft.com/office/word/2006/wordml" xmlns:wps="http://schemas.microsoft.com/office/word/2010/wordprocessingShape" mc:Ignorable="w14 w15 w16se w16cid w16 w16cex w16sdtdh w16sdtfl w16du wp14">
   <w:abstractNum w:abstractNumId="0" w15:restartNumberingAfterBreak="0">
+    <w:nsid w:val="0C067AD6"/>
+    <w:multiLevelType w:val="hybridMultilevel"/>
+    <w:tmpl w:val="68A618B8"/>
+    <w:lvl w:ilvl="0" w:tplc="FFFFFFFF">
+      <w:start w:val="1"/>
+      <w:numFmt w:val="decimal"/>
+      <w:lvlText w:val="%1."/>
+      <w:lvlJc w:val="left"/>
+      <w:pPr>
+        <w:ind w:left="360" w:hanging="360"/>
+      </w:pPr>
+    </w:lvl>
+    <w:lvl w:ilvl="1" w:tplc="FFFFFFFF" w:tentative="1">
+      <w:start w:val="1"/>
+      <w:numFmt w:val="lowerLetter"/>
+      <w:lvlText w:val="%2."/>
+      <w:lvlJc w:val="left"/>
+      <w:pPr>
+        <w:ind w:left="1080" w:hanging="360"/>
+      </w:pPr>
+    </w:lvl>
+    <w:lvl w:ilvl="2" w:tplc="FFFFFFFF" w:tentative="1">
+      <w:start w:val="1"/>
+      <w:numFmt w:val="lowerRoman"/>
+      <w:lvlText w:val="%3."/>
+      <w:lvlJc w:val="right"/>
+      <w:pPr>
+        <w:ind w:left="1800" w:hanging="180"/>
+      </w:pPr>
+    </w:lvl>
+    <w:lvl w:ilvl="3" w:tplc="FFFFFFFF" w:tentative="1">
+      <w:start w:val="1"/>
+      <w:numFmt w:val="decimal"/>
+      <w:lvlText w:val="%4."/>
+      <w:lvlJc w:val="left"/>
+      <w:pPr>
+        <w:ind w:left="2520" w:hanging="360"/>
+      </w:pPr>
+    </w:lvl>
+    <w:lvl w:ilvl="4" w:tplc="FFFFFFFF" w:tentative="1">
+      <w:start w:val="1"/>
+      <w:numFmt w:val="lowerLetter"/>
+      <w:lvlText w:val="%5."/>
+      <w:lvlJc w:val="left"/>
+      <w:pPr>
+        <w:ind w:left="3240" w:hanging="360"/>
+      </w:pPr>
+    </w:lvl>
+    <w:lvl w:ilvl="5" w:tplc="FFFFFFFF" w:tentative="1">
+      <w:start w:val="1"/>
+      <w:numFmt w:val="lowerRoman"/>
+      <w:lvlText w:val="%6."/>
+      <w:lvlJc w:val="right"/>
+      <w:pPr>
+        <w:ind w:left="3960" w:hanging="180"/>
+      </w:pPr>
+    </w:lvl>
+    <w:lvl w:ilvl="6" w:tplc="FFFFFFFF" w:tentative="1">
+      <w:start w:val="1"/>
+      <w:numFmt w:val="decimal"/>
+      <w:lvlText w:val="%7."/>
+      <w:lvlJc w:val="left"/>
+      <w:pPr>
+        <w:ind w:left="4680" w:hanging="360"/>
+      </w:pPr>
+    </w:lvl>
+    <w:lvl w:ilvl="7" w:tplc="FFFFFFFF" w:tentative="1">
+      <w:start w:val="1"/>
+      <w:numFmt w:val="lowerLetter"/>
+      <w:lvlText w:val="%8."/>
+      <w:lvlJc w:val="left"/>
+      <w:pPr>
+        <w:ind w:left="5400" w:hanging="360"/>
+      </w:pPr>
+    </w:lvl>
+    <w:lvl w:ilvl="8" w:tplc="FFFFFFFF" w:tentative="1">
+      <w:start w:val="1"/>
+      <w:numFmt w:val="lowerRoman"/>
+      <w:lvlText w:val="%9."/>
+      <w:lvlJc w:val="right"/>
+      <w:pPr>
+        <w:ind w:left="6120" w:hanging="180"/>
+      </w:pPr>
+    </w:lvl>
+  </w:abstractNum>
+  <w:abstractNum w:abstractNumId="1" w15:restartNumberingAfterBreak="0">
+    <w:nsid w:val="0DFA6215"/>
+    <w:multiLevelType w:val="hybridMultilevel"/>
+    <w:tmpl w:val="223803E6"/>
+    <w:lvl w:ilvl="0" w:tplc="526443B0">
+      <w:start w:val="1"/>
+      <w:numFmt w:val="decimal"/>
+      <w:lvlText w:val="%1."/>
+      <w:lvlJc w:val="left"/>
+      <w:pPr>
+        <w:ind w:left="360" w:hanging="360"/>
+      </w:pPr>
+    </w:lvl>
+    <w:lvl w:ilvl="1" w:tplc="40090019" w:tentative="1">
+      <w:start w:val="1"/>
+      <w:numFmt w:val="lowerLetter"/>
+      <w:lvlText w:val="%2."/>
+      <w:lvlJc w:val="left"/>
+      <w:pPr>
+        <w:ind w:left="1080" w:hanging="360"/>
+      </w:pPr>
+    </w:lvl>
+    <w:lvl w:ilvl="2" w:tplc="4009001B" w:tentative="1">
+      <w:start w:val="1"/>
+      <w:numFmt w:val="lowerRoman"/>
+      <w:lvlText w:val="%3."/>
+      <w:lvlJc w:val="right"/>
+      <w:pPr>
+        <w:ind w:left="1800" w:hanging="180"/>
+      </w:pPr>
+    </w:lvl>
+    <w:lvl w:ilvl="3" w:tplc="4009000F" w:tentative="1">
+      <w:start w:val="1"/>
+      <w:numFmt w:val="decimal"/>
+      <w:lvlText w:val="%4."/>
+      <w:lvlJc w:val="left"/>
+      <w:pPr>
+        <w:ind w:left="2520" w:hanging="360"/>
+      </w:pPr>
+    </w:lvl>
+    <w:lvl w:ilvl="4" w:tplc="40090019" w:tentative="1">
+      <w:start w:val="1"/>
+      <w:numFmt w:val="lowerLetter"/>
+      <w:lvlText w:val="%5."/>
+      <w:lvlJc w:val="left"/>
+      <w:pPr>
+        <w:ind w:left="3240" w:hanging="360"/>
+      </w:pPr>
+    </w:lvl>
+    <w:lvl w:ilvl="5" w:tplc="4009001B" w:tentative="1">
+      <w:start w:val="1"/>
+      <w:numFmt w:val="lowerRoman"/>
+      <w:lvlText w:val="%6."/>
+      <w:lvlJc w:val="right"/>
+      <w:pPr>
+        <w:ind w:left="3960" w:hanging="180"/>
+      </w:pPr>
+    </w:lvl>
+    <w:lvl w:ilvl="6" w:tplc="4009000F" w:tentative="1">
+      <w:start w:val="1"/>
+      <w:numFmt w:val="decimal"/>
+      <w:lvlText w:val="%7."/>
+      <w:lvlJc w:val="left"/>
+      <w:pPr>
+        <w:ind w:left="4680" w:hanging="360"/>
+      </w:pPr>
+    </w:lvl>
+    <w:lvl w:ilvl="7" w:tplc="40090019" w:tentative="1">
+      <w:start w:val="1"/>
+      <w:numFmt w:val="lowerLetter"/>
+      <w:lvlText w:val="%8."/>
+      <w:lvlJc w:val="left"/>
+      <w:pPr>
+        <w:ind w:left="5400" w:hanging="360"/>
+      </w:pPr>
+    </w:lvl>
+    <w:lvl w:ilvl="8" w:tplc="4009001B" w:tentative="1">
+      <w:start w:val="1"/>
+      <w:numFmt w:val="lowerRoman"/>
+      <w:lvlText w:val="%9."/>
+      <w:lvlJc w:val="right"/>
+      <w:pPr>
+        <w:ind w:left="6120" w:hanging="180"/>
+      </w:pPr>
+    </w:lvl>
+  </w:abstractNum>
+  <w:abstractNum w:abstractNumId="2" w15:restartNumberingAfterBreak="0">
+    <w:nsid w:val="15A04C0B"/>
+    <w:multiLevelType w:val="hybridMultilevel"/>
+    <w:tmpl w:val="183C0196"/>
+    <w:lvl w:ilvl="0" w:tplc="4009000F">
+      <w:start w:val="1"/>
+      <w:numFmt w:val="decimal"/>
+      <w:lvlText w:val="%1."/>
+      <w:lvlJc w:val="left"/>
+      <w:pPr>
+        <w:ind w:left="360" w:hanging="360"/>
+      </w:pPr>
+      <w:rPr>
+        <w:rFonts w:hint="default"/>
+      </w:rPr>
+    </w:lvl>
+    <w:lvl w:ilvl="1" w:tplc="40090019" w:tentative="1">
+      <w:start w:val="1"/>
+      <w:numFmt w:val="lowerLetter"/>
+      <w:lvlText w:val="%2."/>
+      <w:lvlJc w:val="left"/>
+      <w:pPr>
+        <w:ind w:left="1080" w:hanging="360"/>
+      </w:pPr>
+    </w:lvl>
+    <w:lvl w:ilvl="2" w:tplc="4009001B" w:tentative="1">
+      <w:start w:val="1"/>
+      <w:numFmt w:val="lowerRoman"/>
+      <w:lvlText w:val="%3."/>
+      <w:lvlJc w:val="right"/>
+      <w:pPr>
+        <w:ind w:left="1800" w:hanging="180"/>
+      </w:pPr>
+    </w:lvl>
+    <w:lvl w:ilvl="3" w:tplc="4009000F" w:tentative="1">
+      <w:start w:val="1"/>
+      <w:numFmt w:val="decimal"/>
+      <w:lvlText w:val="%4."/>
+      <w:lvlJc w:val="left"/>
+      <w:pPr>
+        <w:ind w:left="2520" w:hanging="360"/>
+      </w:pPr>
+    </w:lvl>
+    <w:lvl w:ilvl="4" w:tplc="40090019" w:tentative="1">
+      <w:start w:val="1"/>
+      <w:numFmt w:val="lowerLetter"/>
+      <w:lvlText w:val="%5."/>
+      <w:lvlJc w:val="left"/>
+      <w:pPr>
+        <w:ind w:left="3240" w:hanging="360"/>
+      </w:pPr>
+    </w:lvl>
+    <w:lvl w:ilvl="5" w:tplc="4009001B" w:tentative="1">
+      <w:start w:val="1"/>
+      <w:numFmt w:val="lowerRoman"/>
+      <w:lvlText w:val="%6."/>
+      <w:lvlJc w:val="right"/>
+      <w:pPr>
+        <w:ind w:left="3960" w:hanging="180"/>
+      </w:pPr>
+    </w:lvl>
+    <w:lvl w:ilvl="6" w:tplc="4009000F" w:tentative="1">
+      <w:start w:val="1"/>
+      <w:numFmt w:val="decimal"/>
+      <w:lvlText w:val="%7."/>
+      <w:lvlJc w:val="left"/>
+      <w:pPr>
+        <w:ind w:left="4680" w:hanging="360"/>
+      </w:pPr>
+    </w:lvl>
+    <w:lvl w:ilvl="7" w:tplc="40090019" w:tentative="1">
+      <w:start w:val="1"/>
+      <w:numFmt w:val="lowerLetter"/>
+      <w:lvlText w:val="%8."/>
+      <w:lvlJc w:val="left"/>
+      <w:pPr>
+        <w:ind w:left="5400" w:hanging="360"/>
+      </w:pPr>
+    </w:lvl>
+    <w:lvl w:ilvl="8" w:tplc="4009001B" w:tentative="1">
+      <w:start w:val="1"/>
+      <w:numFmt w:val="lowerRoman"/>
+      <w:lvlText w:val="%9."/>
+      <w:lvlJc w:val="right"/>
+      <w:pPr>
+        <w:ind w:left="6120" w:hanging="180"/>
+      </w:pPr>
+    </w:lvl>
+  </w:abstractNum>
+  <w:abstractNum w:abstractNumId="3" w15:restartNumberingAfterBreak="0">
+    <w:nsid w:val="30FE3290"/>
+    <w:multiLevelType w:val="hybridMultilevel"/>
+    <w:tmpl w:val="AB1839D6"/>
+    <w:lvl w:ilvl="0" w:tplc="4009000F">
+      <w:start w:val="1"/>
+      <w:numFmt w:val="decimal"/>
+      <w:lvlText w:val="%1."/>
+      <w:lvlJc w:val="left"/>
+      <w:pPr>
+        <w:ind w:left="720" w:hanging="360"/>
+      </w:pPr>
+      <w:rPr>
+        <w:rFonts w:hint="default"/>
+      </w:rPr>
+    </w:lvl>
+    <w:lvl w:ilvl="1" w:tplc="40090019" w:tentative="1">
+      <w:start w:val="1"/>
+      <w:numFmt w:val="lowerLetter"/>
+      <w:lvlText w:val="%2."/>
+      <w:lvlJc w:val="left"/>
+      <w:pPr>
+        <w:ind w:left="1440" w:hanging="360"/>
+      </w:pPr>
+    </w:lvl>
+    <w:lvl w:ilvl="2" w:tplc="4009001B" w:tentative="1">
+      <w:start w:val="1"/>
+      <w:numFmt w:val="lowerRoman"/>
+      <w:lvlText w:val="%3."/>
+      <w:lvlJc w:val="right"/>
+      <w:pPr>
+        <w:ind w:left="2160" w:hanging="180"/>
+      </w:pPr>
+    </w:lvl>
+    <w:lvl w:ilvl="3" w:tplc="4009000F" w:tentative="1">
+      <w:start w:val="1"/>
+      <w:numFmt w:val="decimal"/>
+      <w:lvlText w:val="%4."/>
+      <w:lvlJc w:val="left"/>
+      <w:pPr>
+        <w:ind w:left="2880" w:hanging="360"/>
+      </w:pPr>
+    </w:lvl>
+    <w:lvl w:ilvl="4" w:tplc="40090019" w:tentative="1">
+      <w:start w:val="1"/>
+      <w:numFmt w:val="lowerLetter"/>
+      <w:lvlText w:val="%5."/>
+      <w:lvlJc w:val="left"/>
+      <w:pPr>
+        <w:ind w:left="3600" w:hanging="360"/>
+      </w:pPr>
+    </w:lvl>
+    <w:lvl w:ilvl="5" w:tplc="4009001B" w:tentative="1">
+      <w:start w:val="1"/>
+      <w:numFmt w:val="lowerRoman"/>
+      <w:lvlText w:val="%6."/>
+      <w:lvlJc w:val="right"/>
+      <w:pPr>
+        <w:ind w:left="4320" w:hanging="180"/>
+      </w:pPr>
+    </w:lvl>
+    <w:lvl w:ilvl="6" w:tplc="4009000F" w:tentative="1">
+      <w:start w:val="1"/>
+      <w:numFmt w:val="decimal"/>
+      <w:lvlText w:val="%7."/>
+      <w:lvlJc w:val="left"/>
+      <w:pPr>
+        <w:ind w:left="5040" w:hanging="360"/>
+      </w:pPr>
+    </w:lvl>
+    <w:lvl w:ilvl="7" w:tplc="40090019" w:tentative="1">
+      <w:start w:val="1"/>
+      <w:numFmt w:val="lowerLetter"/>
+      <w:lvlText w:val="%8."/>
+      <w:lvlJc w:val="left"/>
+      <w:pPr>
+        <w:ind w:left="5760" w:hanging="360"/>
+      </w:pPr>
+    </w:lvl>
+    <w:lvl w:ilvl="8" w:tplc="4009001B" w:tentative="1">
+      <w:start w:val="1"/>
+      <w:numFmt w:val="lowerRoman"/>
+      <w:lvlText w:val="%9."/>
+      <w:lvlJc w:val="right"/>
+      <w:pPr>
+        <w:ind w:left="6480" w:hanging="180"/>
+      </w:pPr>
+    </w:lvl>
+  </w:abstractNum>
+  <w:abstractNum w:abstractNumId="4" w15:restartNumberingAfterBreak="0">
     <w:nsid w:val="47DE4AAB"/>
     <w:multiLevelType w:val="hybridMultilevel"/>
     <w:tmpl w:val="6D92F650"/>
@@ -7964,17 +9075,414 @@
       </w:pPr>
     </w:lvl>
   </w:abstractNum>
+  <w:abstractNum w:abstractNumId="5" w15:restartNumberingAfterBreak="0">
+    <w:nsid w:val="6CB40513"/>
+    <w:multiLevelType w:val="hybridMultilevel"/>
+    <w:tmpl w:val="E112195E"/>
+    <w:lvl w:ilvl="0" w:tplc="5D947054">
+      <w:numFmt w:val="bullet"/>
+      <w:lvlText w:val=""/>
+      <w:lvlJc w:val="left"/>
+      <w:pPr>
+        <w:ind w:left="720" w:hanging="360"/>
+      </w:pPr>
+      <w:rPr>
+        <w:rFonts w:ascii="Arial" w:eastAsia="Arial" w:hAnsi="Arial" w:cs="Arial" w:hint="default"/>
+      </w:rPr>
+    </w:lvl>
+    <w:lvl w:ilvl="1" w:tplc="40090003" w:tentative="1">
+      <w:start w:val="1"/>
+      <w:numFmt w:val="bullet"/>
+      <w:lvlText w:val="o"/>
+      <w:lvlJc w:val="left"/>
+      <w:pPr>
+        <w:ind w:left="1440" w:hanging="360"/>
+      </w:pPr>
+      <w:rPr>
+        <w:rFonts w:ascii="Courier New" w:hAnsi="Courier New" w:cs="Courier New" w:hint="default"/>
+      </w:rPr>
+    </w:lvl>
+    <w:lvl w:ilvl="2" w:tplc="40090005" w:tentative="1">
+      <w:start w:val="1"/>
+      <w:numFmt w:val="bullet"/>
+      <w:lvlText w:val=""/>
+      <w:lvlJc w:val="left"/>
+      <w:pPr>
+        <w:ind w:left="2160" w:hanging="360"/>
+      </w:pPr>
+      <w:rPr>
+        <w:rFonts w:ascii="Wingdings" w:hAnsi="Wingdings" w:hint="default"/>
+      </w:rPr>
+    </w:lvl>
+    <w:lvl w:ilvl="3" w:tplc="40090001" w:tentative="1">
+      <w:start w:val="1"/>
+      <w:numFmt w:val="bullet"/>
+      <w:lvlText w:val=""/>
+      <w:lvlJc w:val="left"/>
+      <w:pPr>
+        <w:ind w:left="2880" w:hanging="360"/>
+      </w:pPr>
+      <w:rPr>
+        <w:rFonts w:ascii="Symbol" w:hAnsi="Symbol" w:hint="default"/>
+      </w:rPr>
+    </w:lvl>
+    <w:lvl w:ilvl="4" w:tplc="40090003" w:tentative="1">
+      <w:start w:val="1"/>
+      <w:numFmt w:val="bullet"/>
+      <w:lvlText w:val="o"/>
+      <w:lvlJc w:val="left"/>
+      <w:pPr>
+        <w:ind w:left="3600" w:hanging="360"/>
+      </w:pPr>
+      <w:rPr>
+        <w:rFonts w:ascii="Courier New" w:hAnsi="Courier New" w:cs="Courier New" w:hint="default"/>
+      </w:rPr>
+    </w:lvl>
+    <w:lvl w:ilvl="5" w:tplc="40090005" w:tentative="1">
+      <w:start w:val="1"/>
+      <w:numFmt w:val="bullet"/>
+      <w:lvlText w:val=""/>
+      <w:lvlJc w:val="left"/>
+      <w:pPr>
+        <w:ind w:left="4320" w:hanging="360"/>
+      </w:pPr>
+      <w:rPr>
+        <w:rFonts w:ascii="Wingdings" w:hAnsi="Wingdings" w:hint="default"/>
+      </w:rPr>
+    </w:lvl>
+    <w:lvl w:ilvl="6" w:tplc="40090001" w:tentative="1">
+      <w:start w:val="1"/>
+      <w:numFmt w:val="bullet"/>
+      <w:lvlText w:val=""/>
+      <w:lvlJc w:val="left"/>
+      <w:pPr>
+        <w:ind w:left="5040" w:hanging="360"/>
+      </w:pPr>
+      <w:rPr>
+        <w:rFonts w:ascii="Symbol" w:hAnsi="Symbol" w:hint="default"/>
+      </w:rPr>
+    </w:lvl>
+    <w:lvl w:ilvl="7" w:tplc="40090003" w:tentative="1">
+      <w:start w:val="1"/>
+      <w:numFmt w:val="bullet"/>
+      <w:lvlText w:val="o"/>
+      <w:lvlJc w:val="left"/>
+      <w:pPr>
+        <w:ind w:left="5760" w:hanging="360"/>
+      </w:pPr>
+      <w:rPr>
+        <w:rFonts w:ascii="Courier New" w:hAnsi="Courier New" w:cs="Courier New" w:hint="default"/>
+      </w:rPr>
+    </w:lvl>
+    <w:lvl w:ilvl="8" w:tplc="40090005" w:tentative="1">
+      <w:start w:val="1"/>
+      <w:numFmt w:val="bullet"/>
+      <w:lvlText w:val=""/>
+      <w:lvlJc w:val="left"/>
+      <w:pPr>
+        <w:ind w:left="6480" w:hanging="360"/>
+      </w:pPr>
+      <w:rPr>
+        <w:rFonts w:ascii="Wingdings" w:hAnsi="Wingdings" w:hint="default"/>
+      </w:rPr>
+    </w:lvl>
+  </w:abstractNum>
+  <w:abstractNum w:abstractNumId="6" w15:restartNumberingAfterBreak="0">
+    <w:nsid w:val="6CE54E5A"/>
+    <w:multiLevelType w:val="hybridMultilevel"/>
+    <w:tmpl w:val="425425B4"/>
+    <w:lvl w:ilvl="0" w:tplc="4009000F">
+      <w:start w:val="1"/>
+      <w:numFmt w:val="decimal"/>
+      <w:lvlText w:val="%1."/>
+      <w:lvlJc w:val="left"/>
+      <w:pPr>
+        <w:ind w:left="720" w:hanging="360"/>
+      </w:pPr>
+    </w:lvl>
+    <w:lvl w:ilvl="1" w:tplc="40090019" w:tentative="1">
+      <w:start w:val="1"/>
+      <w:numFmt w:val="lowerLetter"/>
+      <w:lvlText w:val="%2."/>
+      <w:lvlJc w:val="left"/>
+      <w:pPr>
+        <w:ind w:left="1440" w:hanging="360"/>
+      </w:pPr>
+    </w:lvl>
+    <w:lvl w:ilvl="2" w:tplc="4009001B" w:tentative="1">
+      <w:start w:val="1"/>
+      <w:numFmt w:val="lowerRoman"/>
+      <w:lvlText w:val="%3."/>
+      <w:lvlJc w:val="right"/>
+      <w:pPr>
+        <w:ind w:left="2160" w:hanging="180"/>
+      </w:pPr>
+    </w:lvl>
+    <w:lvl w:ilvl="3" w:tplc="4009000F" w:tentative="1">
+      <w:start w:val="1"/>
+      <w:numFmt w:val="decimal"/>
+      <w:lvlText w:val="%4."/>
+      <w:lvlJc w:val="left"/>
+      <w:pPr>
+        <w:ind w:left="2880" w:hanging="360"/>
+      </w:pPr>
+    </w:lvl>
+    <w:lvl w:ilvl="4" w:tplc="40090019" w:tentative="1">
+      <w:start w:val="1"/>
+      <w:numFmt w:val="lowerLetter"/>
+      <w:lvlText w:val="%5."/>
+      <w:lvlJc w:val="left"/>
+      <w:pPr>
+        <w:ind w:left="3600" w:hanging="360"/>
+      </w:pPr>
+    </w:lvl>
+    <w:lvl w:ilvl="5" w:tplc="4009001B" w:tentative="1">
+      <w:start w:val="1"/>
+      <w:numFmt w:val="lowerRoman"/>
+      <w:lvlText w:val="%6."/>
+      <w:lvlJc w:val="right"/>
+      <w:pPr>
+        <w:ind w:left="4320" w:hanging="180"/>
+      </w:pPr>
+    </w:lvl>
+    <w:lvl w:ilvl="6" w:tplc="4009000F" w:tentative="1">
+      <w:start w:val="1"/>
+      <w:numFmt w:val="decimal"/>
+      <w:lvlText w:val="%7."/>
+      <w:lvlJc w:val="left"/>
+      <w:pPr>
+        <w:ind w:left="5040" w:hanging="360"/>
+      </w:pPr>
+    </w:lvl>
+    <w:lvl w:ilvl="7" w:tplc="40090019" w:tentative="1">
+      <w:start w:val="1"/>
+      <w:numFmt w:val="lowerLetter"/>
+      <w:lvlText w:val="%8."/>
+      <w:lvlJc w:val="left"/>
+      <w:pPr>
+        <w:ind w:left="5760" w:hanging="360"/>
+      </w:pPr>
+    </w:lvl>
+    <w:lvl w:ilvl="8" w:tplc="4009001B" w:tentative="1">
+      <w:start w:val="1"/>
+      <w:numFmt w:val="lowerRoman"/>
+      <w:lvlText w:val="%9."/>
+      <w:lvlJc w:val="right"/>
+      <w:pPr>
+        <w:ind w:left="6480" w:hanging="180"/>
+      </w:pPr>
+    </w:lvl>
+  </w:abstractNum>
+  <w:abstractNum w:abstractNumId="7" w15:restartNumberingAfterBreak="0">
+    <w:nsid w:val="70343E21"/>
+    <w:multiLevelType w:val="hybridMultilevel"/>
+    <w:tmpl w:val="930CAD38"/>
+    <w:lvl w:ilvl="0" w:tplc="3970FD92">
+      <w:start w:val="1"/>
+      <w:numFmt w:val="decimal"/>
+      <w:lvlText w:val="%1."/>
+      <w:lvlJc w:val="left"/>
+      <w:pPr>
+        <w:ind w:left="720" w:hanging="360"/>
+      </w:pPr>
+      <w:rPr>
+        <w:rFonts w:hint="default"/>
+      </w:rPr>
+    </w:lvl>
+    <w:lvl w:ilvl="1" w:tplc="40090019" w:tentative="1">
+      <w:start w:val="1"/>
+      <w:numFmt w:val="lowerLetter"/>
+      <w:lvlText w:val="%2."/>
+      <w:lvlJc w:val="left"/>
+      <w:pPr>
+        <w:ind w:left="1440" w:hanging="360"/>
+      </w:pPr>
+    </w:lvl>
+    <w:lvl w:ilvl="2" w:tplc="4009001B" w:tentative="1">
+      <w:start w:val="1"/>
+      <w:numFmt w:val="lowerRoman"/>
+      <w:lvlText w:val="%3."/>
+      <w:lvlJc w:val="right"/>
+      <w:pPr>
+        <w:ind w:left="2160" w:hanging="180"/>
+      </w:pPr>
+    </w:lvl>
+    <w:lvl w:ilvl="3" w:tplc="4009000F" w:tentative="1">
+      <w:start w:val="1"/>
+      <w:numFmt w:val="decimal"/>
+      <w:lvlText w:val="%4."/>
+      <w:lvlJc w:val="left"/>
+      <w:pPr>
+        <w:ind w:left="2880" w:hanging="360"/>
+      </w:pPr>
+    </w:lvl>
+    <w:lvl w:ilvl="4" w:tplc="40090019" w:tentative="1">
+      <w:start w:val="1"/>
+      <w:numFmt w:val="lowerLetter"/>
+      <w:lvlText w:val="%5."/>
+      <w:lvlJc w:val="left"/>
+      <w:pPr>
+        <w:ind w:left="3600" w:hanging="360"/>
+      </w:pPr>
+    </w:lvl>
+    <w:lvl w:ilvl="5" w:tplc="4009001B" w:tentative="1">
+      <w:start w:val="1"/>
+      <w:numFmt w:val="lowerRoman"/>
+      <w:lvlText w:val="%6."/>
+      <w:lvlJc w:val="right"/>
+      <w:pPr>
+        <w:ind w:left="4320" w:hanging="180"/>
+      </w:pPr>
+    </w:lvl>
+    <w:lvl w:ilvl="6" w:tplc="4009000F" w:tentative="1">
+      <w:start w:val="1"/>
+      <w:numFmt w:val="decimal"/>
+      <w:lvlText w:val="%7."/>
+      <w:lvlJc w:val="left"/>
+      <w:pPr>
+        <w:ind w:left="5040" w:hanging="360"/>
+      </w:pPr>
+    </w:lvl>
+    <w:lvl w:ilvl="7" w:tplc="40090019" w:tentative="1">
+      <w:start w:val="1"/>
+      <w:numFmt w:val="lowerLetter"/>
+      <w:lvlText w:val="%8."/>
+      <w:lvlJc w:val="left"/>
+      <w:pPr>
+        <w:ind w:left="5760" w:hanging="360"/>
+      </w:pPr>
+    </w:lvl>
+    <w:lvl w:ilvl="8" w:tplc="4009001B" w:tentative="1">
+      <w:start w:val="1"/>
+      <w:numFmt w:val="lowerRoman"/>
+      <w:lvlText w:val="%9."/>
+      <w:lvlJc w:val="right"/>
+      <w:pPr>
+        <w:ind w:left="6480" w:hanging="180"/>
+      </w:pPr>
+    </w:lvl>
+  </w:abstractNum>
+  <w:abstractNum w:abstractNumId="8" w15:restartNumberingAfterBreak="0">
+    <w:nsid w:val="71AF0DD0"/>
+    <w:multiLevelType w:val="hybridMultilevel"/>
+    <w:tmpl w:val="68A618B8"/>
+    <w:lvl w:ilvl="0" w:tplc="FFFFFFFF">
+      <w:start w:val="1"/>
+      <w:numFmt w:val="decimal"/>
+      <w:lvlText w:val="%1."/>
+      <w:lvlJc w:val="left"/>
+      <w:pPr>
+        <w:ind w:left="360" w:hanging="360"/>
+      </w:pPr>
+    </w:lvl>
+    <w:lvl w:ilvl="1" w:tplc="FFFFFFFF" w:tentative="1">
+      <w:start w:val="1"/>
+      <w:numFmt w:val="lowerLetter"/>
+      <w:lvlText w:val="%2."/>
+      <w:lvlJc w:val="left"/>
+      <w:pPr>
+        <w:ind w:left="1080" w:hanging="360"/>
+      </w:pPr>
+    </w:lvl>
+    <w:lvl w:ilvl="2" w:tplc="FFFFFFFF" w:tentative="1">
+      <w:start w:val="1"/>
+      <w:numFmt w:val="lowerRoman"/>
+      <w:lvlText w:val="%3."/>
+      <w:lvlJc w:val="right"/>
+      <w:pPr>
+        <w:ind w:left="1800" w:hanging="180"/>
+      </w:pPr>
+    </w:lvl>
+    <w:lvl w:ilvl="3" w:tplc="FFFFFFFF" w:tentative="1">
+      <w:start w:val="1"/>
+      <w:numFmt w:val="decimal"/>
+      <w:lvlText w:val="%4."/>
+      <w:lvlJc w:val="left"/>
+      <w:pPr>
+        <w:ind w:left="2520" w:hanging="360"/>
+      </w:pPr>
+    </w:lvl>
+    <w:lvl w:ilvl="4" w:tplc="FFFFFFFF" w:tentative="1">
+      <w:start w:val="1"/>
+      <w:numFmt w:val="lowerLetter"/>
+      <w:lvlText w:val="%5."/>
+      <w:lvlJc w:val="left"/>
+      <w:pPr>
+        <w:ind w:left="3240" w:hanging="360"/>
+      </w:pPr>
+    </w:lvl>
+    <w:lvl w:ilvl="5" w:tplc="FFFFFFFF" w:tentative="1">
+      <w:start w:val="1"/>
+      <w:numFmt w:val="lowerRoman"/>
+      <w:lvlText w:val="%6."/>
+      <w:lvlJc w:val="right"/>
+      <w:pPr>
+        <w:ind w:left="3960" w:hanging="180"/>
+      </w:pPr>
+    </w:lvl>
+    <w:lvl w:ilvl="6" w:tplc="FFFFFFFF" w:tentative="1">
+      <w:start w:val="1"/>
+      <w:numFmt w:val="decimal"/>
+      <w:lvlText w:val="%7."/>
+      <w:lvlJc w:val="left"/>
+      <w:pPr>
+        <w:ind w:left="4680" w:hanging="360"/>
+      </w:pPr>
+    </w:lvl>
+    <w:lvl w:ilvl="7" w:tplc="FFFFFFFF" w:tentative="1">
+      <w:start w:val="1"/>
+      <w:numFmt w:val="lowerLetter"/>
+      <w:lvlText w:val="%8."/>
+      <w:lvlJc w:val="left"/>
+      <w:pPr>
+        <w:ind w:left="5400" w:hanging="360"/>
+      </w:pPr>
+    </w:lvl>
+    <w:lvl w:ilvl="8" w:tplc="FFFFFFFF" w:tentative="1">
+      <w:start w:val="1"/>
+      <w:numFmt w:val="lowerRoman"/>
+      <w:lvlText w:val="%9."/>
+      <w:lvlJc w:val="right"/>
+      <w:pPr>
+        <w:ind w:left="6120" w:hanging="180"/>
+      </w:pPr>
+    </w:lvl>
+  </w:abstractNum>
   <w:num w:numId="1" w16cid:durableId="886340058">
-    <w:abstractNumId w:val="0"/>
+    <w:abstractNumId w:val="4"/>
     <w:lvlOverride w:ilvl="0">
       <w:startOverride w:val="1"/>
     </w:lvlOverride>
+  </w:num>
+  <w:num w:numId="2" w16cid:durableId="1684742301">
+    <w:abstractNumId w:val="6"/>
+  </w:num>
+  <w:num w:numId="3" w16cid:durableId="955133712">
+    <w:abstractNumId w:val="5"/>
+  </w:num>
+  <w:num w:numId="4" w16cid:durableId="294407590">
+    <w:abstractNumId w:val="2"/>
+  </w:num>
+  <w:num w:numId="5" w16cid:durableId="356008480">
+    <w:abstractNumId w:val="1"/>
+  </w:num>
+  <w:num w:numId="6" w16cid:durableId="82191984">
+    <w:abstractNumId w:val="3"/>
+  </w:num>
+  <w:num w:numId="7" w16cid:durableId="88353815">
+    <w:abstractNumId w:val="8"/>
+  </w:num>
+  <w:num w:numId="8" w16cid:durableId="2079328480">
+    <w:abstractNumId w:val="7"/>
+  </w:num>
+  <w:num w:numId="9" w16cid:durableId="733355477">
+    <w:abstractNumId w:val="0"/>
   </w:num>
 </w:numbering>
 </file>
 
 <file path=word/styles.xml><?xml version="1.0" encoding="utf-8"?>
-<w:styles xmlns:mc="http://schemas.openxmlformats.org/markup-compatibility/2006" xmlns:r="http://schemas.openxmlformats.org/officeDocument/2006/relationships" xmlns:w="http://schemas.openxmlformats.org/wordprocessingml/2006/main" xmlns:w14="http://schemas.microsoft.com/office/word/2010/wordml" xmlns:w15="http://schemas.microsoft.com/office/word/2012/wordml" xmlns:w16cex="http://schemas.microsoft.com/office/word/2018/wordml/cex" xmlns:w16cid="http://schemas.microsoft.com/office/word/2016/wordml/cid" xmlns:w16="http://schemas.microsoft.com/office/word/2018/wordml" xmlns:w16sdtdh="http://schemas.microsoft.com/office/word/2020/wordml/sdtdatahash" xmlns:w16se="http://schemas.microsoft.com/office/word/2015/wordml/symex" mc:Ignorable="w14 w15 w16se w16cid w16 w16cex w16sdtdh">
+<w:styles xmlns:mc="http://schemas.openxmlformats.org/markup-compatibility/2006" xmlns:r="http://schemas.openxmlformats.org/officeDocument/2006/relationships" xmlns:w="http://schemas.openxmlformats.org/wordprocessingml/2006/main" xmlns:w14="http://schemas.microsoft.com/office/word/2010/wordml" xmlns:w15="http://schemas.microsoft.com/office/word/2012/wordml" xmlns:w16cex="http://schemas.microsoft.com/office/word/2018/wordml/cex" xmlns:w16cid="http://schemas.microsoft.com/office/word/2016/wordml/cid" xmlns:w16="http://schemas.microsoft.com/office/word/2018/wordml" xmlns:w16du="http://schemas.microsoft.com/office/word/2023/wordml/word16du" xmlns:w16sdtdh="http://schemas.microsoft.com/office/word/2020/wordml/sdtdatahash" xmlns:w16sdtfl="http://schemas.microsoft.com/office/word/2024/wordml/sdtformatlock" xmlns:w16se="http://schemas.microsoft.com/office/word/2015/wordml/symex" mc:Ignorable="w14 w15 w16se w16cid w16 w16cex w16sdtdh w16sdtfl w16du">
   <w:docDefaults>
     <w:rPrDefault>
       <w:rPr>
@@ -8367,6 +9875,7 @@
   <w:style w:type="paragraph" w:default="1" w:styleId="Normal">
     <w:name w:val="Normal"/>
     <w:qFormat/>
+    <w:rsid w:val="00613F08"/>
   </w:style>
   <w:style w:type="paragraph" w:styleId="Heading1">
     <w:name w:val="heading 1"/>
@@ -8455,7 +9964,6 @@
   <w:style w:type="character" w:default="1" w:styleId="DefaultParagraphFont">
     <w:name w:val="Default Paragraph Font"/>
     <w:uiPriority w:val="1"/>
-    <w:semiHidden/>
     <w:unhideWhenUsed/>
   </w:style>
   <w:style w:type="table" w:default="1" w:styleId="TableNormal">
